--- a/Power Bi/DAX/DAX Learnings 101.docx
+++ b/Power Bi/DAX/DAX Learnings 101.docx
@@ -138,10 +138,22 @@
           <w:bCs/>
           <w:sz w:val="24"/>
           <w:szCs w:val="24"/>
-          <w:u w:val="single"/>
-          <w:lang w:val="en-US"/>
-        </w:rPr>
-        <w:t>DX-01: SUM</w:t>
+          <w:highlight w:val="yellow"/>
+          <w:u w:val="single"/>
+          <w:lang w:val="en-US"/>
+        </w:rPr>
+        <w:t>DX-01</w:t>
+      </w:r>
+      <w:r>
+        <w:rPr>
+          <w:b/>
+          <w:bCs/>
+          <w:sz w:val="24"/>
+          <w:szCs w:val="24"/>
+          <w:u w:val="single"/>
+          <w:lang w:val="en-US"/>
+        </w:rPr>
+        <w:t>: SUM</w:t>
       </w:r>
       <w:r>
         <w:rPr>
@@ -563,8 +575,8 @@
       <w:pPr>
         <w:pStyle w:val="ListParagraph"/>
         <w:numPr>
-          <w:ilvl w:val="0"/>
-          <w:numId w:val="2"/>
+          <w:ilvl w:val="1"/>
+          <w:numId w:val="3"/>
         </w:numPr>
         <w:rPr>
           <w:b/>
@@ -778,6 +790,1053 @@
         </w:rPr>
         <w:t xml:space="preserve">Table Output, Numerical Output, </w:t>
       </w:r>
+    </w:p>
+    <w:p>
+      <w:pPr>
+        <w:rPr>
+          <w:b/>
+          <w:bCs/>
+          <w:u w:val="single"/>
+          <w:lang w:val="en-US"/>
+        </w:rPr>
+      </w:pPr>
+    </w:p>
+    <w:p>
+      <w:pPr>
+        <w:pStyle w:val="ListParagraph"/>
+        <w:numPr>
+          <w:ilvl w:val="0"/>
+          <w:numId w:val="2"/>
+        </w:numPr>
+        <w:rPr>
+          <w:b/>
+          <w:bCs/>
+          <w:u w:val="single"/>
+          <w:lang w:val="en-US"/>
+        </w:rPr>
+      </w:pPr>
+      <w:r>
+        <w:rPr>
+          <w:b/>
+          <w:bCs/>
+          <w:highlight w:val="yellow"/>
+          <w:u w:val="single"/>
+          <w:lang w:val="en-US"/>
+        </w:rPr>
+        <w:t>D</w:t>
+      </w:r>
+      <w:r>
+        <w:rPr>
+          <w:b/>
+          <w:bCs/>
+          <w:highlight w:val="yellow"/>
+          <w:u w:val="single"/>
+          <w:lang w:val="en-US"/>
+        </w:rPr>
+        <w:t>X-</w:t>
+      </w:r>
+      <w:r>
+        <w:rPr>
+          <w:b/>
+          <w:bCs/>
+          <w:highlight w:val="yellow"/>
+          <w:u w:val="single"/>
+          <w:lang w:val="en-US"/>
+        </w:rPr>
+        <w:t>0</w:t>
+      </w:r>
+      <w:r>
+        <w:rPr>
+          <w:b/>
+          <w:bCs/>
+          <w:highlight w:val="yellow"/>
+          <w:u w:val="single"/>
+          <w:lang w:val="en-US"/>
+        </w:rPr>
+        <w:t>2</w:t>
+      </w:r>
+      <w:r>
+        <w:rPr>
+          <w:b/>
+          <w:bCs/>
+          <w:u w:val="single"/>
+          <w:lang w:val="en-US"/>
+        </w:rPr>
+        <w:t xml:space="preserve">: All </w:t>
+      </w:r>
+      <w:r>
+        <w:rPr>
+          <w:b/>
+          <w:bCs/>
+          <w:u w:val="single"/>
+          <w:lang w:val="en-US"/>
+        </w:rPr>
+        <w:t>COUNT functions:</w:t>
+      </w:r>
+    </w:p>
+    <w:p>
+      <w:pPr>
+        <w:pStyle w:val="ListParagraph"/>
+        <w:numPr>
+          <w:ilvl w:val="1"/>
+          <w:numId w:val="2"/>
+        </w:numPr>
+      </w:pPr>
+      <w:r>
+        <w:rPr>
+          <w:lang w:val="en-US"/>
+        </w:rPr>
+        <w:t xml:space="preserve">Q1: Which all employees has given their phone no. </w:t>
+      </w:r>
+      <w:r>
+        <w:rPr>
+          <w:lang w:val="en-US"/>
+        </w:rPr>
+        <w:sym w:font="Wingdings" w:char="F0E0"/>
+      </w:r>
+      <w:r>
+        <w:rPr>
+          <w:lang w:val="en-US"/>
+        </w:rPr>
+        <w:t xml:space="preserve"> </w:t>
+      </w:r>
+      <w:r>
+        <w:rPr>
+          <w:highlight w:val="yellow"/>
+          <w:lang w:val="en-US"/>
+        </w:rPr>
+        <w:t>COUNT</w:t>
+      </w:r>
+      <w:r>
+        <w:rPr>
+          <w:lang w:val="en-US"/>
+        </w:rPr>
+        <w:t xml:space="preserve">() </w:t>
+      </w:r>
+      <w:r>
+        <w:rPr>
+          <w:lang w:val="en-US"/>
+        </w:rPr>
+        <w:br/>
+      </w:r>
+      <w:r>
+        <w:t xml:space="preserve">Num_Status = COUNT('Dataset'[Phone]) </w:t>
+      </w:r>
+      <w:r>
+        <w:t xml:space="preserve"> </w:t>
+      </w:r>
+      <w:r>
+        <w:sym w:font="Wingdings" w:char="F0E0"/>
+      </w:r>
+      <w:r>
+        <w:t xml:space="preserve"> It only count Non-blank values</w:t>
+      </w:r>
+      <w:r>
+        <w:t xml:space="preserve"> &amp; does not count </w:t>
+      </w:r>
+      <w:r>
+        <w:t>Boolean True</w:t>
+      </w:r>
+      <w:r>
+        <w:t>/False values</w:t>
+      </w:r>
+      <w:r>
+        <w:t xml:space="preserve">  </w:t>
+      </w:r>
+      <w:r>
+        <w:sym w:font="Wingdings" w:char="F0E0"/>
+      </w:r>
+      <w:r>
+        <w:t xml:space="preserve"> Also make sure that the column has no blank values</w:t>
+      </w:r>
+    </w:p>
+    <w:p>
+      <w:pPr>
+        <w:pStyle w:val="ListParagraph"/>
+        <w:numPr>
+          <w:ilvl w:val="1"/>
+          <w:numId w:val="2"/>
+        </w:numPr>
+        <w:rPr>
+          <w:b/>
+          <w:bCs/>
+          <w:u w:val="single"/>
+          <w:lang w:val="en-US"/>
+        </w:rPr>
+      </w:pPr>
+      <w:r>
+        <w:rPr>
+          <w:highlight w:val="yellow"/>
+          <w:lang w:val="en-US"/>
+        </w:rPr>
+        <w:t>C</w:t>
+      </w:r>
+      <w:r>
+        <w:rPr>
+          <w:highlight w:val="yellow"/>
+          <w:lang w:val="en-US"/>
+        </w:rPr>
+        <w:t>ount</w:t>
+      </w:r>
+      <w:r>
+        <w:rPr>
+          <w:highlight w:val="yellow"/>
+          <w:lang w:val="en-US"/>
+        </w:rPr>
+        <w:t>A</w:t>
+      </w:r>
+      <w:r>
+        <w:rPr>
+          <w:lang w:val="en-US"/>
+        </w:rPr>
+        <w:t xml:space="preserve">(): When we want to count Boolean True/False values we make use of COUNTA(), </w:t>
+      </w:r>
+      <w:r>
+        <w:rPr>
+          <w:lang w:val="en-US"/>
+        </w:rPr>
+        <w:t>it can count Boolean values and even numerical</w:t>
+      </w:r>
+      <w:r>
+        <w:rPr>
+          <w:lang w:val="en-US"/>
+        </w:rPr>
+        <w:t xml:space="preserve"> values</w:t>
+      </w:r>
+    </w:p>
+    <w:p>
+      <w:pPr>
+        <w:pStyle w:val="ListParagraph"/>
+        <w:numPr>
+          <w:ilvl w:val="1"/>
+          <w:numId w:val="2"/>
+        </w:numPr>
+        <w:rPr>
+          <w:b/>
+          <w:bCs/>
+          <w:u w:val="single"/>
+          <w:lang w:val="en-US"/>
+        </w:rPr>
+      </w:pPr>
+      <w:r>
+        <w:rPr>
+          <w:highlight w:val="yellow"/>
+          <w:lang w:val="en-US"/>
+        </w:rPr>
+        <w:t>C</w:t>
+      </w:r>
+      <w:r>
+        <w:rPr>
+          <w:highlight w:val="yellow"/>
+          <w:lang w:val="en-US"/>
+        </w:rPr>
+        <w:t>ount</w:t>
+      </w:r>
+      <w:r>
+        <w:rPr>
+          <w:highlight w:val="yellow"/>
+          <w:lang w:val="en-US"/>
+        </w:rPr>
+        <w:t>X</w:t>
+      </w:r>
+      <w:r>
+        <w:rPr>
+          <w:lang w:val="en-US"/>
+        </w:rPr>
+        <w:t xml:space="preserve">(): </w:t>
+      </w:r>
+      <w:r>
+        <w:rPr>
+          <w:lang w:val="en-US"/>
+        </w:rPr>
+        <w:t>It performs calculations Row by row in table or i</w:t>
+      </w:r>
+      <w:r>
+        <w:rPr>
+          <w:lang w:val="en-US"/>
+        </w:rPr>
+        <w:t>t simply performs like Count function</w:t>
+      </w:r>
+      <w:r>
+        <w:rPr>
+          <w:lang w:val="en-US"/>
+        </w:rPr>
+        <w:t xml:space="preserve">we can filter out count of a column </w:t>
+      </w:r>
+      <w:r>
+        <w:rPr>
+          <w:lang w:val="en-US"/>
+        </w:rPr>
+        <w:t>/ Category as well using Filter function</w:t>
+      </w:r>
+      <w:r>
+        <w:rPr>
+          <w:lang w:val="en-US"/>
+        </w:rPr>
+        <w:t xml:space="preserve">  </w:t>
+      </w:r>
+      <w:r>
+        <w:rPr>
+          <w:lang w:val="en-US"/>
+        </w:rPr>
+        <w:sym w:font="Wingdings" w:char="F0E0"/>
+      </w:r>
+      <w:r>
+        <w:rPr>
+          <w:lang w:val="en-US"/>
+        </w:rPr>
+        <w:t xml:space="preserve"> it won’t be able to count Boolean True/False values</w:t>
+      </w:r>
+    </w:p>
+    <w:p>
+      <w:pPr>
+        <w:pStyle w:val="ListParagraph"/>
+        <w:numPr>
+          <w:ilvl w:val="1"/>
+          <w:numId w:val="2"/>
+        </w:numPr>
+        <w:rPr>
+          <w:b/>
+          <w:bCs/>
+          <w:u w:val="single"/>
+          <w:lang w:val="en-US"/>
+        </w:rPr>
+      </w:pPr>
+      <w:r>
+        <w:rPr>
+          <w:highlight w:val="yellow"/>
+          <w:lang w:val="en-US"/>
+        </w:rPr>
+        <w:t>CountAX()</w:t>
+      </w:r>
+      <w:r>
+        <w:rPr>
+          <w:lang w:val="en-US"/>
+        </w:rPr>
+        <w:t>:</w:t>
+      </w:r>
+      <w:r>
+        <w:rPr>
+          <w:lang w:val="en-US"/>
+        </w:rPr>
+        <w:t xml:space="preserve"> </w:t>
+      </w:r>
+      <w:r>
+        <w:rPr>
+          <w:lang w:val="en-US"/>
+        </w:rPr>
+        <w:t xml:space="preserve">When we want to Count True/False in specific conditions for a particular category we make use of CountAX() </w:t>
+      </w:r>
+    </w:p>
+    <w:p>
+      <w:pPr>
+        <w:pStyle w:val="ListParagraph"/>
+        <w:numPr>
+          <w:ilvl w:val="1"/>
+          <w:numId w:val="2"/>
+        </w:numPr>
+        <w:rPr>
+          <w:b/>
+          <w:bCs/>
+          <w:u w:val="single"/>
+          <w:lang w:val="en-US"/>
+        </w:rPr>
+      </w:pPr>
+      <w:r>
+        <w:rPr>
+          <w:highlight w:val="yellow"/>
+          <w:lang w:val="en-US"/>
+        </w:rPr>
+        <w:t>CountBlank</w:t>
+      </w:r>
+      <w:r>
+        <w:rPr>
+          <w:lang w:val="en-US"/>
+        </w:rPr>
+        <w:t>(): if we want to find out which all Emp Id has b</w:t>
+      </w:r>
+      <w:r>
+        <w:rPr>
+          <w:lang w:val="en-US"/>
+        </w:rPr>
+        <w:t>ut</w:t>
+      </w:r>
+      <w:r>
+        <w:rPr>
+          <w:lang w:val="en-US"/>
+        </w:rPr>
+        <w:t xml:space="preserve"> given Phone </w:t>
+      </w:r>
+      <w:r>
+        <w:rPr>
+          <w:lang w:val="en-US"/>
+        </w:rPr>
+        <w:t xml:space="preserve">numbers </w:t>
+      </w:r>
+    </w:p>
+    <w:p>
+      <w:pPr>
+        <w:pStyle w:val="ListParagraph"/>
+        <w:numPr>
+          <w:ilvl w:val="1"/>
+          <w:numId w:val="2"/>
+        </w:numPr>
+        <w:rPr>
+          <w:b/>
+          <w:bCs/>
+          <w:u w:val="single"/>
+          <w:lang w:val="en-US"/>
+        </w:rPr>
+      </w:pPr>
+      <w:r>
+        <w:rPr>
+          <w:highlight w:val="yellow"/>
+          <w:lang w:val="en-US"/>
+        </w:rPr>
+        <w:t>DistinctCount</w:t>
+      </w:r>
+      <w:r>
+        <w:rPr>
+          <w:lang w:val="en-US"/>
+        </w:rPr>
+        <w:t>(): When we want to know the DistinctCount of a Column</w:t>
+      </w:r>
+      <w:r>
+        <w:rPr>
+          <w:lang w:val="en-US"/>
+        </w:rPr>
+        <w:t xml:space="preserve"> </w:t>
+      </w:r>
+      <w:r>
+        <w:rPr>
+          <w:lang w:val="en-US"/>
+        </w:rPr>
+        <w:sym w:font="Wingdings" w:char="F0E0"/>
+      </w:r>
+      <w:r>
+        <w:rPr>
+          <w:lang w:val="en-US"/>
+        </w:rPr>
+        <w:t xml:space="preserve"> this also count Blank as a distinct value </w:t>
+      </w:r>
+    </w:p>
+    <w:p>
+      <w:pPr>
+        <w:pStyle w:val="ListParagraph"/>
+        <w:numPr>
+          <w:ilvl w:val="1"/>
+          <w:numId w:val="2"/>
+        </w:numPr>
+        <w:rPr>
+          <w:b/>
+          <w:bCs/>
+          <w:u w:val="single"/>
+          <w:lang w:val="en-US"/>
+        </w:rPr>
+      </w:pPr>
+      <w:r>
+        <w:rPr>
+          <w:highlight w:val="yellow"/>
+          <w:lang w:val="en-US"/>
+        </w:rPr>
+        <w:lastRenderedPageBreak/>
+        <w:t>DistinctCoun</w:t>
+      </w:r>
+      <w:r>
+        <w:rPr>
+          <w:highlight w:val="yellow"/>
+          <w:lang w:val="en-US"/>
+        </w:rPr>
+        <w:t>t</w:t>
+      </w:r>
+      <w:r>
+        <w:rPr>
+          <w:highlight w:val="yellow"/>
+          <w:lang w:val="en-US"/>
+        </w:rPr>
+        <w:t>No</w:t>
+      </w:r>
+      <w:r>
+        <w:rPr>
+          <w:highlight w:val="yellow"/>
+          <w:lang w:val="en-US"/>
+        </w:rPr>
+        <w:t>Blank</w:t>
+      </w:r>
+      <w:r>
+        <w:rPr>
+          <w:lang w:val="en-US"/>
+        </w:rPr>
+        <w:t>(): When we want</w:t>
+      </w:r>
+      <w:r>
+        <w:rPr>
+          <w:lang w:val="en-US"/>
+        </w:rPr>
+        <w:t xml:space="preserve"> to remove bank value the we use </w:t>
+      </w:r>
+      <w:r>
+        <w:rPr>
+          <w:lang w:val="en-US"/>
+        </w:rPr>
+        <w:sym w:font="Wingdings" w:char="F0E0"/>
+      </w:r>
+      <w:r>
+        <w:rPr>
+          <w:lang w:val="en-US"/>
+        </w:rPr>
+        <w:t xml:space="preserve"> DistinctCountNoBlank()</w:t>
+      </w:r>
+    </w:p>
+    <w:p>
+      <w:pPr>
+        <w:pStyle w:val="ListParagraph"/>
+        <w:numPr>
+          <w:ilvl w:val="1"/>
+          <w:numId w:val="2"/>
+        </w:numPr>
+        <w:rPr>
+          <w:b/>
+          <w:bCs/>
+          <w:u w:val="single"/>
+          <w:lang w:val="en-US"/>
+        </w:rPr>
+      </w:pPr>
+      <w:r>
+        <w:rPr>
+          <w:highlight w:val="yellow"/>
+          <w:lang w:val="en-US"/>
+        </w:rPr>
+        <w:t>CountRows</w:t>
+      </w:r>
+      <w:r>
+        <w:rPr>
+          <w:lang w:val="en-US"/>
+        </w:rPr>
+        <w:t xml:space="preserve">(): </w:t>
+      </w:r>
+      <w:r>
+        <w:rPr>
+          <w:lang w:val="en-US"/>
+        </w:rPr>
+        <w:t>Irrespective od Blank &amp; Non-Blank rows, it goes inside the table and counts every row</w:t>
+      </w:r>
+      <w:r>
+        <w:rPr>
+          <w:lang w:val="en-US"/>
+        </w:rPr>
+        <w:t xml:space="preserve"> </w:t>
+      </w:r>
+      <w:r>
+        <w:rPr>
+          <w:lang w:val="en-US"/>
+        </w:rPr>
+        <w:sym w:font="Wingdings" w:char="F0E0"/>
+      </w:r>
+      <w:r>
+        <w:rPr>
+          <w:lang w:val="en-US"/>
+        </w:rPr>
+        <w:t xml:space="preserve"> gives total no.of rows </w:t>
+      </w:r>
+      <w:r>
+        <w:rPr>
+          <w:lang w:val="en-US"/>
+        </w:rPr>
+        <w:sym w:font="Wingdings" w:char="F0E0"/>
+      </w:r>
+      <w:r>
+        <w:rPr>
+          <w:lang w:val="en-US"/>
+        </w:rPr>
+        <w:t xml:space="preserve"> Formula only accept table as input</w:t>
+      </w:r>
+      <w:r>
+        <w:rPr>
+          <w:lang w:val="en-US"/>
+        </w:rPr>
+        <w:t>.</w:t>
+      </w:r>
+    </w:p>
+    <w:p>
+      <w:pPr>
+        <w:pStyle w:val="ListParagraph"/>
+        <w:ind w:left="1440"/>
+        <w:rPr>
+          <w:b/>
+          <w:bCs/>
+          <w:u w:val="single"/>
+          <w:lang w:val="en-US"/>
+        </w:rPr>
+      </w:pPr>
+    </w:p>
+    <w:p>
+      <w:pPr>
+        <w:pStyle w:val="ListParagraph"/>
+        <w:numPr>
+          <w:ilvl w:val="0"/>
+          <w:numId w:val="2"/>
+        </w:numPr>
+        <w:rPr>
+          <w:b/>
+          <w:bCs/>
+          <w:u w:val="single"/>
+          <w:lang w:val="en-US"/>
+        </w:rPr>
+      </w:pPr>
+      <w:r>
+        <w:rPr>
+          <w:b/>
+          <w:bCs/>
+          <w:highlight w:val="yellow"/>
+          <w:u w:val="single"/>
+          <w:lang w:val="en-US"/>
+        </w:rPr>
+        <w:t>DX-</w:t>
+      </w:r>
+      <w:r>
+        <w:rPr>
+          <w:b/>
+          <w:bCs/>
+          <w:highlight w:val="yellow"/>
+          <w:u w:val="single"/>
+          <w:lang w:val="en-US"/>
+        </w:rPr>
+        <w:t>0</w:t>
+      </w:r>
+      <w:r>
+        <w:rPr>
+          <w:b/>
+          <w:bCs/>
+          <w:u w:val="single"/>
+          <w:lang w:val="en-US"/>
+        </w:rPr>
+        <w:t>3: Row</w:t>
+      </w:r>
+      <w:r>
+        <w:rPr>
+          <w:b/>
+          <w:bCs/>
+          <w:u w:val="single"/>
+          <w:lang w:val="en-US"/>
+        </w:rPr>
+        <w:t xml:space="preserve"> Vs Filter Context</w:t>
+      </w:r>
+      <w:r>
+        <w:rPr>
+          <w:b/>
+          <w:bCs/>
+          <w:u w:val="single"/>
+          <w:lang w:val="en-US"/>
+        </w:rPr>
+        <w:t>:</w:t>
+      </w:r>
+    </w:p>
+    <w:p>
+      <w:pPr>
+        <w:pStyle w:val="ListParagraph"/>
+        <w:numPr>
+          <w:ilvl w:val="1"/>
+          <w:numId w:val="2"/>
+        </w:numPr>
+        <w:rPr>
+          <w:b/>
+          <w:bCs/>
+          <w:u w:val="single"/>
+          <w:lang w:val="en-US"/>
+        </w:rPr>
+      </w:pPr>
+      <w:r>
+        <w:rPr>
+          <w:lang w:val="en-US"/>
+        </w:rPr>
+        <w:t xml:space="preserve">Row Context: If we want to perform the operation row wise inside a table </w:t>
+      </w:r>
+      <w:r>
+        <w:rPr>
+          <w:lang w:val="en-US"/>
+        </w:rPr>
+        <w:sym w:font="Wingdings" w:char="F0E0"/>
+      </w:r>
+      <w:r>
+        <w:rPr>
+          <w:lang w:val="en-US"/>
+        </w:rPr>
+        <w:t xml:space="preserve"> then Row context is used</w:t>
+      </w:r>
+    </w:p>
+    <w:p>
+      <w:pPr>
+        <w:pStyle w:val="ListParagraph"/>
+        <w:numPr>
+          <w:ilvl w:val="1"/>
+          <w:numId w:val="2"/>
+        </w:numPr>
+        <w:rPr>
+          <w:b/>
+          <w:bCs/>
+          <w:u w:val="single"/>
+          <w:lang w:val="en-US"/>
+        </w:rPr>
+      </w:pPr>
+      <w:r>
+        <w:rPr>
+          <w:lang w:val="en-US"/>
+        </w:rPr>
+        <w:t xml:space="preserve">Filter Context: When we want to calculate Sales of a particular Category </w:t>
+      </w:r>
+      <w:r>
+        <w:rPr>
+          <w:lang w:val="en-US"/>
+        </w:rPr>
+        <w:sym w:font="Wingdings" w:char="F0E0"/>
+      </w:r>
+      <w:r>
+        <w:rPr>
+          <w:lang w:val="en-US"/>
+        </w:rPr>
+        <w:t xml:space="preserve"> Using CALCULATE() function </w:t>
+      </w:r>
+      <w:r>
+        <w:rPr>
+          <w:lang w:val="en-US"/>
+        </w:rPr>
+        <w:sym w:font="Wingdings" w:char="F0E0"/>
+      </w:r>
+      <w:r>
+        <w:rPr>
+          <w:lang w:val="en-US"/>
+        </w:rPr>
+        <w:t xml:space="preserve"> this creates a virtual table </w:t>
+      </w:r>
+    </w:p>
+    <w:p>
+      <w:pPr>
+        <w:pStyle w:val="ListParagraph"/>
+        <w:numPr>
+          <w:ilvl w:val="1"/>
+          <w:numId w:val="2"/>
+        </w:numPr>
+        <w:rPr>
+          <w:b/>
+          <w:bCs/>
+          <w:u w:val="single"/>
+          <w:lang w:val="en-US"/>
+        </w:rPr>
+      </w:pPr>
+      <w:r>
+        <w:rPr>
+          <w:lang w:val="en-US"/>
+        </w:rPr>
+        <w:t xml:space="preserve">Types of Filters: </w:t>
+      </w:r>
+      <w:r>
+        <w:rPr>
+          <w:lang w:val="en-US"/>
+        </w:rPr>
+        <w:t xml:space="preserve">1) Region column Name that we put in visual, </w:t>
+      </w:r>
+      <w:r>
+        <w:rPr>
+          <w:lang w:val="en-US"/>
+        </w:rPr>
+        <w:t xml:space="preserve">2) Slicer Visual Filter, 3) </w:t>
+      </w:r>
+      <w:r>
+        <w:rPr>
+          <w:lang w:val="en-US"/>
+        </w:rPr>
+        <w:t xml:space="preserve">Filter section filtering </w:t>
+      </w:r>
+    </w:p>
+    <w:p>
+      <w:pPr>
+        <w:pStyle w:val="ListParagraph"/>
+        <w:numPr>
+          <w:ilvl w:val="1"/>
+          <w:numId w:val="2"/>
+        </w:numPr>
+        <w:rPr>
+          <w:b/>
+          <w:bCs/>
+          <w:u w:val="single"/>
+          <w:lang w:val="en-US"/>
+        </w:rPr>
+      </w:pPr>
+      <w:r>
+        <w:rPr>
+          <w:lang w:val="en-US"/>
+        </w:rPr>
+        <w:t xml:space="preserve">Measures: </w:t>
+      </w:r>
+      <w:r>
+        <w:rPr>
+          <w:lang w:val="en-US"/>
+        </w:rPr>
+        <w:t xml:space="preserve">Measures’s are expected to do aggregation </w:t>
+      </w:r>
+      <w:r>
+        <w:rPr>
+          <w:lang w:val="en-US"/>
+        </w:rPr>
+        <w:sym w:font="Wingdings" w:char="F0E0"/>
+      </w:r>
+      <w:r>
+        <w:rPr>
+          <w:lang w:val="en-US"/>
+        </w:rPr>
+        <w:t xml:space="preserve"> means it works on Filter context, </w:t>
+      </w:r>
+      <w:r>
+        <w:rPr>
+          <w:lang w:val="en-US"/>
+        </w:rPr>
+        <w:sym w:font="Wingdings" w:char="F0E0"/>
+      </w:r>
+      <w:r>
+        <w:rPr>
+          <w:lang w:val="en-US"/>
+        </w:rPr>
+        <w:t xml:space="preserve"> We want it to behave Row Wise </w:t>
+      </w:r>
+      <w:r>
+        <w:rPr>
+          <w:lang w:val="en-US"/>
+        </w:rPr>
+        <w:sym w:font="Wingdings" w:char="F0E0"/>
+      </w:r>
+      <w:r>
+        <w:rPr>
+          <w:lang w:val="en-US"/>
+        </w:rPr>
+        <w:t xml:space="preserve"> Row Context </w:t>
+      </w:r>
+      <w:r>
+        <w:rPr>
+          <w:lang w:val="en-US"/>
+        </w:rPr>
+        <w:sym w:font="Wingdings" w:char="F0E0"/>
+      </w:r>
+      <w:r>
+        <w:rPr>
+          <w:lang w:val="en-US"/>
+        </w:rPr>
+        <w:t xml:space="preserve"> So here we will use SUMX function </w:t>
+      </w:r>
+    </w:p>
+    <w:p>
+      <w:pPr>
+        <w:pStyle w:val="ListParagraph"/>
+        <w:numPr>
+          <w:ilvl w:val="0"/>
+          <w:numId w:val="2"/>
+        </w:numPr>
+        <w:shd w:val="clear" w:color="auto" w:fill="292929"/>
+        <w:spacing w:after="0" w:line="270" w:lineRule="atLeast"/>
+        <w:rPr>
+          <w:rFonts w:ascii="Consolas" w:eastAsia="Times New Roman" w:hAnsi="Consolas" w:cs="Times New Roman"/>
+          <w:color w:val="D4D4D4"/>
+          <w:kern w:val="0"/>
+          <w:sz w:val="18"/>
+          <w:szCs w:val="18"/>
+          <w:lang w:eastAsia="en-IN"/>
+          <w14:ligatures w14:val="none"/>
+        </w:rPr>
+      </w:pPr>
+      <w:r>
+        <w:rPr>
+          <w:rFonts w:ascii="Consolas" w:eastAsia="Times New Roman" w:hAnsi="Consolas" w:cs="Times New Roman"/>
+          <w:color w:val="FFFFFF"/>
+          <w:kern w:val="0"/>
+          <w:sz w:val="18"/>
+          <w:szCs w:val="18"/>
+          <w:lang w:eastAsia="en-IN"/>
+          <w14:ligatures w14:val="none"/>
+        </w:rPr>
+        <w:t>Total_Sales =</w:t>
+      </w:r>
+      <w:r>
+        <w:rPr>
+          <w:rFonts w:ascii="Consolas" w:eastAsia="Times New Roman" w:hAnsi="Consolas" w:cs="Times New Roman"/>
+          <w:color w:val="D4D4D4"/>
+          <w:kern w:val="0"/>
+          <w:sz w:val="18"/>
+          <w:szCs w:val="18"/>
+          <w:lang w:eastAsia="en-IN"/>
+          <w14:ligatures w14:val="none"/>
+        </w:rPr>
+        <w:t xml:space="preserve"> </w:t>
+      </w:r>
+      <w:r>
+        <w:rPr>
+          <w:rFonts w:ascii="Consolas" w:eastAsia="Times New Roman" w:hAnsi="Consolas" w:cs="Times New Roman"/>
+          <w:color w:val="569CD6"/>
+          <w:kern w:val="0"/>
+          <w:sz w:val="18"/>
+          <w:szCs w:val="18"/>
+          <w:lang w:eastAsia="en-IN"/>
+          <w14:ligatures w14:val="none"/>
+        </w:rPr>
+        <w:t>SUMX</w:t>
+      </w:r>
+      <w:r>
+        <w:rPr>
+          <w:rFonts w:ascii="Consolas" w:eastAsia="Times New Roman" w:hAnsi="Consolas" w:cs="Times New Roman"/>
+          <w:color w:val="D4D4D4"/>
+          <w:kern w:val="0"/>
+          <w:sz w:val="18"/>
+          <w:szCs w:val="18"/>
+          <w:lang w:eastAsia="en-IN"/>
+          <w14:ligatures w14:val="none"/>
+        </w:rPr>
+        <w:t>(</w:t>
+      </w:r>
+    </w:p>
+    <w:p>
+      <w:pPr>
+        <w:pStyle w:val="ListParagraph"/>
+        <w:numPr>
+          <w:ilvl w:val="0"/>
+          <w:numId w:val="2"/>
+        </w:numPr>
+        <w:shd w:val="clear" w:color="auto" w:fill="292929"/>
+        <w:spacing w:after="0" w:line="270" w:lineRule="atLeast"/>
+        <w:rPr>
+          <w:rFonts w:ascii="Consolas" w:eastAsia="Times New Roman" w:hAnsi="Consolas" w:cs="Times New Roman"/>
+          <w:color w:val="D4D4D4"/>
+          <w:kern w:val="0"/>
+          <w:sz w:val="18"/>
+          <w:szCs w:val="18"/>
+          <w:lang w:eastAsia="en-IN"/>
+          <w14:ligatures w14:val="none"/>
+        </w:rPr>
+      </w:pPr>
+      <w:r>
+        <w:rPr>
+          <w:rFonts w:ascii="Consolas" w:eastAsia="Times New Roman" w:hAnsi="Consolas" w:cs="Times New Roman"/>
+          <w:color w:val="D4D4D4"/>
+          <w:kern w:val="0"/>
+          <w:sz w:val="18"/>
+          <w:szCs w:val="18"/>
+          <w:lang w:eastAsia="en-IN"/>
+          <w14:ligatures w14:val="none"/>
+        </w:rPr>
+        <w:t xml:space="preserve">    </w:t>
+      </w:r>
+      <w:r>
+        <w:rPr>
+          <w:rFonts w:ascii="Consolas" w:eastAsia="Times New Roman" w:hAnsi="Consolas" w:cs="Times New Roman"/>
+          <w:color w:val="9CDCFE"/>
+          <w:kern w:val="0"/>
+          <w:sz w:val="18"/>
+          <w:szCs w:val="18"/>
+          <w:lang w:eastAsia="en-IN"/>
+          <w14:ligatures w14:val="none"/>
+        </w:rPr>
+        <w:t>FactSales</w:t>
+      </w:r>
+      <w:r>
+        <w:rPr>
+          <w:rFonts w:ascii="Consolas" w:eastAsia="Times New Roman" w:hAnsi="Consolas" w:cs="Times New Roman"/>
+          <w:color w:val="D4D4D4"/>
+          <w:kern w:val="0"/>
+          <w:sz w:val="18"/>
+          <w:szCs w:val="18"/>
+          <w:lang w:eastAsia="en-IN"/>
+          <w14:ligatures w14:val="none"/>
+        </w:rPr>
+        <w:t xml:space="preserve">, </w:t>
+      </w:r>
+      <w:r>
+        <w:rPr>
+          <w:rFonts w:ascii="Consolas" w:eastAsia="Times New Roman" w:hAnsi="Consolas" w:cs="Times New Roman"/>
+          <w:color w:val="9CDCFE"/>
+          <w:kern w:val="0"/>
+          <w:sz w:val="18"/>
+          <w:szCs w:val="18"/>
+          <w:lang w:eastAsia="en-IN"/>
+          <w14:ligatures w14:val="none"/>
+        </w:rPr>
+        <w:t>FactSales[UnitPrice]</w:t>
+      </w:r>
+      <w:r>
+        <w:rPr>
+          <w:rFonts w:ascii="Consolas" w:eastAsia="Times New Roman" w:hAnsi="Consolas" w:cs="Times New Roman"/>
+          <w:color w:val="D4D4D4"/>
+          <w:kern w:val="0"/>
+          <w:sz w:val="18"/>
+          <w:szCs w:val="18"/>
+          <w:lang w:eastAsia="en-IN"/>
+          <w14:ligatures w14:val="none"/>
+        </w:rPr>
+        <w:t xml:space="preserve"> * </w:t>
+      </w:r>
+      <w:r>
+        <w:rPr>
+          <w:rFonts w:ascii="Consolas" w:eastAsia="Times New Roman" w:hAnsi="Consolas" w:cs="Times New Roman"/>
+          <w:color w:val="9CDCFE"/>
+          <w:kern w:val="0"/>
+          <w:sz w:val="18"/>
+          <w:szCs w:val="18"/>
+          <w:lang w:eastAsia="en-IN"/>
+          <w14:ligatures w14:val="none"/>
+        </w:rPr>
+        <w:t>FactSales[Quantity]</w:t>
+      </w:r>
+    </w:p>
+    <w:p>
+      <w:pPr>
+        <w:pStyle w:val="ListParagraph"/>
+        <w:numPr>
+          <w:ilvl w:val="0"/>
+          <w:numId w:val="2"/>
+        </w:numPr>
+        <w:shd w:val="clear" w:color="auto" w:fill="292929"/>
+        <w:spacing w:after="0" w:line="270" w:lineRule="atLeast"/>
+        <w:rPr>
+          <w:rFonts w:ascii="Consolas" w:eastAsia="Times New Roman" w:hAnsi="Consolas" w:cs="Times New Roman"/>
+          <w:color w:val="D4D4D4"/>
+          <w:kern w:val="0"/>
+          <w:sz w:val="18"/>
+          <w:szCs w:val="18"/>
+          <w:lang w:eastAsia="en-IN"/>
+          <w14:ligatures w14:val="none"/>
+        </w:rPr>
+      </w:pPr>
+      <w:r>
+        <w:rPr>
+          <w:rFonts w:ascii="Consolas" w:eastAsia="Times New Roman" w:hAnsi="Consolas" w:cs="Times New Roman"/>
+          <w:color w:val="D4D4D4"/>
+          <w:kern w:val="0"/>
+          <w:sz w:val="18"/>
+          <w:szCs w:val="18"/>
+          <w:lang w:eastAsia="en-IN"/>
+          <w14:ligatures w14:val="none"/>
+        </w:rPr>
+        <w:t>)</w:t>
+      </w:r>
+    </w:p>
+    <w:p>
+      <w:pPr>
+        <w:ind w:left="720"/>
+        <w:rPr>
+          <w:b/>
+          <w:bCs/>
+          <w:u w:val="single"/>
+          <w:lang w:val="en-US"/>
+        </w:rPr>
+      </w:pPr>
+    </w:p>
+    <w:p>
+      <w:pPr>
+        <w:ind w:left="720"/>
+        <w:rPr>
+          <w:b/>
+          <w:bCs/>
+          <w:u w:val="single"/>
+          <w:lang w:val="en-US"/>
+        </w:rPr>
+      </w:pPr>
     </w:p>
     <w:p>
       <w:pPr>
@@ -799,10 +1858,123 @@
 <file path=word/numbering.xml><?xml version="1.0" encoding="utf-8"?>
 <w:numbering xmlns:wpc="http://schemas.microsoft.com/office/word/2010/wordprocessingCanvas" xmlns:cx="http://schemas.microsoft.com/office/drawing/2014/chartex" xmlns:cx1="http://schemas.microsoft.com/office/drawing/2015/9/8/chartex" xmlns:cx2="http://schemas.microsoft.com/office/drawing/2015/10/21/chartex" xmlns:cx3="http://schemas.microsoft.com/office/drawing/2016/5/9/chartex" xmlns:cx4="http://schemas.microsoft.com/office/drawing/2016/5/10/chartex" xmlns:cx5="http://schemas.microsoft.com/office/drawing/2016/5/11/chartex" xmlns:cx6="http://schemas.microsoft.com/office/drawing/2016/5/12/chartex" xmlns:cx7="http://schemas.microsoft.com/office/drawing/2016/5/13/chartex" xmlns:cx8="http://schemas.microsoft.com/office/drawing/2016/5/14/chartex" xmlns:mc="http://schemas.openxmlformats.org/markup-compatibility/2006" xmlns:aink="http://schemas.microsoft.com/office/drawing/2016/ink" xmlns:am3d="http://schemas.microsoft.com/office/drawing/2017/model3d" xmlns:o="urn:schemas-microsoft-com:office:office" xmlns:oel="http://schemas.microsoft.com/office/2019/extlst" xmlns:r="http://schemas.openxmlformats.org/officeDocument/2006/relationships" xmlns:m="http://schemas.openxmlformats.org/officeDocument/2006/math" xmlns:v="urn:schemas-microsoft-com:vml" xmlns:wp14="http://schemas.microsoft.com/office/word/2010/wordprocessingDrawing" xmlns:wp="http://schemas.openxmlformats.org/drawingml/2006/wordprocessingDrawing" xmlns:w10="urn:schemas-microsoft-com:office:word" xmlns:w="http://schemas.openxmlformats.org/wordprocessingml/2006/main" xmlns:w14="http://schemas.microsoft.com/office/word/2010/wordml" xmlns:w15="http://schemas.microsoft.com/office/word/2012/wordml" xmlns:w16cex="http://schemas.microsoft.com/office/word/2018/wordml/cex" xmlns:w16cid="http://schemas.microsoft.com/office/word/2016/wordml/cid" xmlns:w16="http://schemas.microsoft.com/office/word/2018/wordml" xmlns:w16du="http://schemas.microsoft.com/office/word/2023/wordml/word16du" xmlns:w16sdtdh="http://schemas.microsoft.com/office/word/2020/wordml/sdtdatahash" xmlns:w16sdtfl="http://schemas.microsoft.com/office/word/2024/wordml/sdtformatlock" xmlns:w16se="http://schemas.microsoft.com/office/word/2015/wordml/symex" xmlns:wpg="http://schemas.microsoft.com/office/word/2010/wordprocessingGroup" xmlns:wpi="http://schemas.microsoft.com/office/word/2010/wordprocessingInk" xmlns:wne="http://schemas.microsoft.com/office/word/2006/wordml" xmlns:wps="http://schemas.microsoft.com/office/word/2010/wordprocessingShape" mc:Ignorable="w14 w15 w16se w16cid w16 w16cex w16sdtdh w16sdtfl w16du wp14">
   <w:abstractNum w:abstractNumId="0" w15:restartNumberingAfterBreak="0">
+    <w:nsid w:val="11A23243"/>
+    <w:multiLevelType w:val="multilevel"/>
+    <w:tmpl w:val="C26A1712"/>
+    <w:lvl w:ilvl="0">
+      <w:start w:val="1"/>
+      <w:numFmt w:val="decimal"/>
+      <w:lvlText w:val="%1"/>
+      <w:lvlJc w:val="left"/>
+      <w:pPr>
+        <w:ind w:left="360" w:hanging="360"/>
+      </w:pPr>
+      <w:rPr>
+        <w:rFonts w:hint="default"/>
+      </w:rPr>
+    </w:lvl>
+    <w:lvl w:ilvl="1">
+      <w:start w:val="1"/>
+      <w:numFmt w:val="decimal"/>
+      <w:lvlText w:val="%1.%2"/>
+      <w:lvlJc w:val="left"/>
+      <w:pPr>
+        <w:ind w:left="720" w:hanging="360"/>
+      </w:pPr>
+      <w:rPr>
+        <w:rFonts w:hint="default"/>
+      </w:rPr>
+    </w:lvl>
+    <w:lvl w:ilvl="2">
+      <w:start w:val="1"/>
+      <w:numFmt w:val="decimal"/>
+      <w:lvlText w:val="%1.%2.%3"/>
+      <w:lvlJc w:val="left"/>
+      <w:pPr>
+        <w:ind w:left="1440" w:hanging="720"/>
+      </w:pPr>
+      <w:rPr>
+        <w:rFonts w:hint="default"/>
+      </w:rPr>
+    </w:lvl>
+    <w:lvl w:ilvl="3">
+      <w:start w:val="1"/>
+      <w:numFmt w:val="decimal"/>
+      <w:lvlText w:val="%1.%2.%3.%4"/>
+      <w:lvlJc w:val="left"/>
+      <w:pPr>
+        <w:ind w:left="1800" w:hanging="720"/>
+      </w:pPr>
+      <w:rPr>
+        <w:rFonts w:hint="default"/>
+      </w:rPr>
+    </w:lvl>
+    <w:lvl w:ilvl="4">
+      <w:start w:val="1"/>
+      <w:numFmt w:val="decimal"/>
+      <w:lvlText w:val="%1.%2.%3.%4.%5"/>
+      <w:lvlJc w:val="left"/>
+      <w:pPr>
+        <w:ind w:left="2520" w:hanging="1080"/>
+      </w:pPr>
+      <w:rPr>
+        <w:rFonts w:hint="default"/>
+      </w:rPr>
+    </w:lvl>
+    <w:lvl w:ilvl="5">
+      <w:start w:val="1"/>
+      <w:numFmt w:val="decimal"/>
+      <w:lvlText w:val="%1.%2.%3.%4.%5.%6"/>
+      <w:lvlJc w:val="left"/>
+      <w:pPr>
+        <w:ind w:left="2880" w:hanging="1080"/>
+      </w:pPr>
+      <w:rPr>
+        <w:rFonts w:hint="default"/>
+      </w:rPr>
+    </w:lvl>
+    <w:lvl w:ilvl="6">
+      <w:start w:val="1"/>
+      <w:numFmt w:val="decimal"/>
+      <w:lvlText w:val="%1.%2.%3.%4.%5.%6.%7"/>
+      <w:lvlJc w:val="left"/>
+      <w:pPr>
+        <w:ind w:left="3600" w:hanging="1440"/>
+      </w:pPr>
+      <w:rPr>
+        <w:rFonts w:hint="default"/>
+      </w:rPr>
+    </w:lvl>
+    <w:lvl w:ilvl="7">
+      <w:start w:val="1"/>
+      <w:numFmt w:val="decimal"/>
+      <w:lvlText w:val="%1.%2.%3.%4.%5.%6.%7.%8"/>
+      <w:lvlJc w:val="left"/>
+      <w:pPr>
+        <w:ind w:left="3960" w:hanging="1440"/>
+      </w:pPr>
+      <w:rPr>
+        <w:rFonts w:hint="default"/>
+      </w:rPr>
+    </w:lvl>
+    <w:lvl w:ilvl="8">
+      <w:start w:val="1"/>
+      <w:numFmt w:val="decimal"/>
+      <w:lvlText w:val="%1.%2.%3.%4.%5.%6.%7.%8.%9"/>
+      <w:lvlJc w:val="left"/>
+      <w:pPr>
+        <w:ind w:left="4680" w:hanging="1800"/>
+      </w:pPr>
+      <w:rPr>
+        <w:rFonts w:hint="default"/>
+      </w:rPr>
+    </w:lvl>
+  </w:abstractNum>
+  <w:abstractNum w:abstractNumId="1" w15:restartNumberingAfterBreak="0">
     <w:nsid w:val="5BDC4E7A"/>
     <w:multiLevelType w:val="hybridMultilevel"/>
-    <w:tmpl w:val="E8FEFC9A"/>
-    <w:lvl w:ilvl="0" w:tplc="4009000F">
+    <w:tmpl w:val="22DC9ED0"/>
+    <w:lvl w:ilvl="0" w:tplc="F80437DC">
       <w:start w:val="1"/>
       <w:numFmt w:val="decimal"/>
       <w:lvlText w:val="%1."/>
@@ -812,6 +1984,8 @@
       </w:pPr>
       <w:rPr>
         <w:rFonts w:hint="default"/>
+        <w:sz w:val="24"/>
+        <w:szCs w:val="24"/>
       </w:rPr>
     </w:lvl>
     <w:lvl w:ilvl="1" w:tplc="40090019">
@@ -823,7 +1997,7 @@
         <w:ind w:left="1440" w:hanging="360"/>
       </w:pPr>
     </w:lvl>
-    <w:lvl w:ilvl="2" w:tplc="4009001B" w:tentative="1">
+    <w:lvl w:ilvl="2" w:tplc="4009001B">
       <w:start w:val="1"/>
       <w:numFmt w:val="lowerRoman"/>
       <w:lvlText w:val="%3."/>
@@ -887,7 +2061,7 @@
       </w:pPr>
     </w:lvl>
   </w:abstractNum>
-  <w:abstractNum w:abstractNumId="1" w15:restartNumberingAfterBreak="0">
+  <w:abstractNum w:abstractNumId="2" w15:restartNumberingAfterBreak="0">
     <w:nsid w:val="6AD947CA"/>
     <w:multiLevelType w:val="hybridMultilevel"/>
     <w:tmpl w:val="F440CD02"/>
@@ -977,9 +2151,12 @@
     </w:lvl>
   </w:abstractNum>
   <w:num w:numId="1" w16cid:durableId="930505557">
+    <w:abstractNumId w:val="2"/>
+  </w:num>
+  <w:num w:numId="2" w16cid:durableId="1289359707">
     <w:abstractNumId w:val="1"/>
   </w:num>
-  <w:num w:numId="2" w16cid:durableId="1289359707">
+  <w:num w:numId="3" w16cid:durableId="643657030">
     <w:abstractNumId w:val="0"/>
   </w:num>
 </w:numbering>

--- a/Power Bi/DAX/DAX Learnings 101.docx
+++ b/Power Bi/DAX/DAX Learnings 101.docx
@@ -259,7 +259,21 @@
         <w:rPr>
           <w:lang w:val="en-US"/>
         </w:rPr>
-        <w:t>Sales (Net_Amount) ]</w:t>
+        <w:t>Sales (</w:t>
+      </w:r>
+      <w:proofErr w:type="spellStart"/>
+      <w:r>
+        <w:rPr>
+          <w:lang w:val="en-US"/>
+        </w:rPr>
+        <w:t>Net_Amount</w:t>
+      </w:r>
+      <w:proofErr w:type="spellEnd"/>
+      <w:r>
+        <w:rPr>
+          <w:lang w:val="en-US"/>
+        </w:rPr>
+        <w:t>) ]</w:t>
       </w:r>
       <w:r>
         <w:rPr>
@@ -354,12 +368,14 @@
         </w:rPr>
         <w:t>[</w:t>
       </w:r>
+      <w:proofErr w:type="spellStart"/>
       <w:r>
         <w:rPr>
           <w:lang w:val="en-US"/>
         </w:rPr>
         <w:t>Net_Amount</w:t>
       </w:r>
+      <w:proofErr w:type="spellEnd"/>
       <w:r>
         <w:rPr>
           <w:lang w:val="en-US"/>
@@ -370,7 +386,21 @@
         <w:rPr>
           <w:lang w:val="en-US"/>
         </w:rPr>
-        <w:t xml:space="preserve"> * Sales[Bill_Qty]</w:t>
+        <w:t xml:space="preserve"> * Sales[</w:t>
+      </w:r>
+      <w:proofErr w:type="spellStart"/>
+      <w:r>
+        <w:rPr>
+          <w:lang w:val="en-US"/>
+        </w:rPr>
+        <w:t>Bill_Qty</w:t>
+      </w:r>
+      <w:proofErr w:type="spellEnd"/>
+      <w:r>
+        <w:rPr>
+          <w:lang w:val="en-US"/>
+        </w:rPr>
+        <w:t>]</w:t>
       </w:r>
       <w:r>
         <w:rPr>
@@ -465,7 +495,21 @@
         <w:rPr>
           <w:lang w:val="en-US"/>
         </w:rPr>
-        <w:t xml:space="preserve"> Lets say in our Sales Table we only want to see Data of </w:t>
+        <w:t xml:space="preserve"> </w:t>
+      </w:r>
+      <w:proofErr w:type="spellStart"/>
+      <w:r>
+        <w:rPr>
+          <w:lang w:val="en-US"/>
+        </w:rPr>
+        <w:t>Lets</w:t>
+      </w:r>
+      <w:proofErr w:type="spellEnd"/>
+      <w:r>
+        <w:rPr>
+          <w:lang w:val="en-US"/>
+        </w:rPr>
+        <w:t xml:space="preserve"> say in our Sales Table we only want to see Data of </w:t>
       </w:r>
       <w:r>
         <w:rPr>
@@ -510,12 +554,14 @@
         </w:rPr>
         <w:t xml:space="preserve">(Sales[Category] = </w:t>
       </w:r>
-      <w:r>
-        <w:rPr>
-          <w:lang w:val="en-US"/>
-        </w:rPr>
-        <w:t>Slippons)</w:t>
-      </w:r>
+      <w:proofErr w:type="spellStart"/>
+      <w:r>
+        <w:rPr>
+          <w:lang w:val="en-US"/>
+        </w:rPr>
+        <w:t>Slippons</w:t>
+      </w:r>
+      <w:proofErr w:type="spellEnd"/>
       <w:r>
         <w:rPr>
           <w:lang w:val="en-US"/>
@@ -526,6 +572,12 @@
         <w:rPr>
           <w:lang w:val="en-US"/>
         </w:rPr>
+        <w:t>)</w:t>
+      </w:r>
+      <w:r>
+        <w:rPr>
+          <w:lang w:val="en-US"/>
+        </w:rPr>
         <w:t xml:space="preserve">  </w:t>
       </w:r>
       <w:r>
@@ -538,7 +590,21 @@
         <w:rPr>
           <w:lang w:val="en-US"/>
         </w:rPr>
-        <w:t xml:space="preserve"> the Filter function creates a virtual table of the main Sales table with only Category = Slippons record in it and performs the SUMX function on to it</w:t>
+        <w:t xml:space="preserve"> the Filter function creates a virtual table of the main Sales table with only Category = </w:t>
+      </w:r>
+      <w:proofErr w:type="spellStart"/>
+      <w:r>
+        <w:rPr>
+          <w:lang w:val="en-US"/>
+        </w:rPr>
+        <w:t>Slippons</w:t>
+      </w:r>
+      <w:proofErr w:type="spellEnd"/>
+      <w:r>
+        <w:rPr>
+          <w:lang w:val="en-US"/>
+        </w:rPr>
+        <w:t xml:space="preserve"> record in it and performs the SUMX function on to it</w:t>
       </w:r>
       <w:r>
         <w:rPr>
@@ -556,7 +622,21 @@
         <w:rPr>
           <w:lang w:val="en-US"/>
         </w:rPr>
-        <w:t xml:space="preserve"> Net_Amount * Qty</w:t>
+        <w:t xml:space="preserve"> </w:t>
+      </w:r>
+      <w:proofErr w:type="spellStart"/>
+      <w:r>
+        <w:rPr>
+          <w:lang w:val="en-US"/>
+        </w:rPr>
+        <w:t>Net_Amount</w:t>
+      </w:r>
+      <w:proofErr w:type="spellEnd"/>
+      <w:r>
+        <w:rPr>
+          <w:lang w:val="en-US"/>
+        </w:rPr>
+        <w:t xml:space="preserve"> * Qty</w:t>
       </w:r>
     </w:p>
     <w:p>
@@ -664,8 +744,16 @@
         <w:rPr>
           <w:lang w:val="en-US"/>
         </w:rPr>
-        <w:t>, MaxX</w:t>
-      </w:r>
+        <w:t xml:space="preserve">, </w:t>
+      </w:r>
+      <w:proofErr w:type="spellStart"/>
+      <w:r>
+        <w:rPr>
+          <w:lang w:val="en-US"/>
+        </w:rPr>
+        <w:t>MaxX</w:t>
+      </w:r>
+      <w:proofErr w:type="spellEnd"/>
     </w:p>
     <w:p>
       <w:pPr>
@@ -743,13 +831,49 @@
         <w:rPr>
           <w:lang w:val="en-US"/>
         </w:rPr>
-        <w:t xml:space="preserve">Time Intelligence: TotalYTD, </w:t>
-      </w:r>
-      <w:r>
-        <w:rPr>
-          <w:lang w:val="en-US"/>
-        </w:rPr>
-        <w:t xml:space="preserve">TotalMTD, TotalQTD, </w:t>
+        <w:t xml:space="preserve">Time Intelligence: </w:t>
+      </w:r>
+      <w:proofErr w:type="spellStart"/>
+      <w:r>
+        <w:rPr>
+          <w:lang w:val="en-US"/>
+        </w:rPr>
+        <w:t>TotalYTD</w:t>
+      </w:r>
+      <w:proofErr w:type="spellEnd"/>
+      <w:r>
+        <w:rPr>
+          <w:lang w:val="en-US"/>
+        </w:rPr>
+        <w:t xml:space="preserve">, </w:t>
+      </w:r>
+      <w:proofErr w:type="spellStart"/>
+      <w:r>
+        <w:rPr>
+          <w:lang w:val="en-US"/>
+        </w:rPr>
+        <w:t>TotalMTD</w:t>
+      </w:r>
+      <w:proofErr w:type="spellEnd"/>
+      <w:r>
+        <w:rPr>
+          <w:lang w:val="en-US"/>
+        </w:rPr>
+        <w:t xml:space="preserve">, </w:t>
+      </w:r>
+      <w:proofErr w:type="spellStart"/>
+      <w:r>
+        <w:rPr>
+          <w:lang w:val="en-US"/>
+        </w:rPr>
+        <w:t>TotalQTD</w:t>
+      </w:r>
+      <w:proofErr w:type="spellEnd"/>
+      <w:r>
+        <w:rPr>
+          <w:lang w:val="en-US"/>
+        </w:rPr>
+        <w:t xml:space="preserve">, </w:t>
       </w:r>
       <w:r>
         <w:rPr>
@@ -919,8 +1043,13 @@
         </w:rPr>
         <w:br/>
       </w:r>
-      <w:r>
-        <w:t xml:space="preserve">Num_Status = COUNT('Dataset'[Phone]) </w:t>
+      <w:proofErr w:type="spellStart"/>
+      <w:r>
+        <w:t>Num_Status</w:t>
+      </w:r>
+      <w:proofErr w:type="spellEnd"/>
+      <w:r>
+        <w:t xml:space="preserve"> = COUNT('Dataset'[Phone]) </w:t>
       </w:r>
       <w:r>
         <w:t xml:space="preserve"> </w:t>
@@ -1018,6 +1147,7 @@
           <w:lang w:val="en-US"/>
         </w:rPr>
       </w:pPr>
+      <w:proofErr w:type="spellStart"/>
       <w:r>
         <w:rPr>
           <w:highlight w:val="yellow"/>
@@ -1039,6 +1169,7 @@
         </w:rPr>
         <w:t>X</w:t>
       </w:r>
+      <w:proofErr w:type="spellEnd"/>
       <w:r>
         <w:rPr>
           <w:lang w:val="en-US"/>
@@ -1055,13 +1186,27 @@
         <w:rPr>
           <w:lang w:val="en-US"/>
         </w:rPr>
-        <w:t>t simply performs like Count function</w:t>
-      </w:r>
-      <w:r>
-        <w:rPr>
-          <w:lang w:val="en-US"/>
-        </w:rPr>
-        <w:t xml:space="preserve">we can filter out count of a column </w:t>
+        <w:t xml:space="preserve">t simply performs like Count </w:t>
+      </w:r>
+      <w:proofErr w:type="spellStart"/>
+      <w:r>
+        <w:rPr>
+          <w:lang w:val="en-US"/>
+        </w:rPr>
+        <w:t>function</w:t>
+      </w:r>
+      <w:r>
+        <w:rPr>
+          <w:lang w:val="en-US"/>
+        </w:rPr>
+        <w:t>we</w:t>
+      </w:r>
+      <w:proofErr w:type="spellEnd"/>
+      <w:r>
+        <w:rPr>
+          <w:lang w:val="en-US"/>
+        </w:rPr>
+        <w:t xml:space="preserve"> can filter out count of a column </w:t>
       </w:r>
       <w:r>
         <w:rPr>
@@ -1102,12 +1247,21 @@
           <w:lang w:val="en-US"/>
         </w:rPr>
       </w:pPr>
+      <w:proofErr w:type="spellStart"/>
       <w:r>
         <w:rPr>
           <w:highlight w:val="yellow"/>
           <w:lang w:val="en-US"/>
         </w:rPr>
-        <w:t>CountAX()</w:t>
+        <w:t>CountAX</w:t>
+      </w:r>
+      <w:proofErr w:type="spellEnd"/>
+      <w:r>
+        <w:rPr>
+          <w:highlight w:val="yellow"/>
+          <w:lang w:val="en-US"/>
+        </w:rPr>
+        <w:t>()</w:t>
       </w:r>
       <w:r>
         <w:rPr>
@@ -1125,7 +1279,21 @@
         <w:rPr>
           <w:lang w:val="en-US"/>
         </w:rPr>
-        <w:t xml:space="preserve">When we want to Count True/False in specific conditions for a particular category we make use of CountAX() </w:t>
+        <w:t xml:space="preserve">When we want to Count True/False in specific conditions for a particular category we make use of </w:t>
+      </w:r>
+      <w:proofErr w:type="spellStart"/>
+      <w:r>
+        <w:rPr>
+          <w:lang w:val="en-US"/>
+        </w:rPr>
+        <w:t>CountAX</w:t>
+      </w:r>
+      <w:proofErr w:type="spellEnd"/>
+      <w:r>
+        <w:rPr>
+          <w:lang w:val="en-US"/>
+        </w:rPr>
+        <w:t xml:space="preserve">() </w:t>
       </w:r>
     </w:p>
     <w:p>
@@ -1142,6 +1310,7 @@
           <w:lang w:val="en-US"/>
         </w:rPr>
       </w:pPr>
+      <w:proofErr w:type="spellStart"/>
       <w:r>
         <w:rPr>
           <w:highlight w:val="yellow"/>
@@ -1149,6 +1318,7 @@
         </w:rPr>
         <w:t>CountBlank</w:t>
       </w:r>
+      <w:proofErr w:type="spellEnd"/>
       <w:r>
         <w:rPr>
           <w:lang w:val="en-US"/>
@@ -1188,6 +1358,7 @@
           <w:lang w:val="en-US"/>
         </w:rPr>
       </w:pPr>
+      <w:proofErr w:type="spellStart"/>
       <w:r>
         <w:rPr>
           <w:highlight w:val="yellow"/>
@@ -1195,11 +1366,26 @@
         </w:rPr>
         <w:t>DistinctCount</w:t>
       </w:r>
-      <w:r>
-        <w:rPr>
-          <w:lang w:val="en-US"/>
-        </w:rPr>
-        <w:t>(): When we want to know the DistinctCount of a Column</w:t>
+      <w:proofErr w:type="spellEnd"/>
+      <w:r>
+        <w:rPr>
+          <w:lang w:val="en-US"/>
+        </w:rPr>
+        <w:t xml:space="preserve">(): When we want to know the </w:t>
+      </w:r>
+      <w:proofErr w:type="spellStart"/>
+      <w:r>
+        <w:rPr>
+          <w:lang w:val="en-US"/>
+        </w:rPr>
+        <w:t>DistinctCount</w:t>
+      </w:r>
+      <w:proofErr w:type="spellEnd"/>
+      <w:r>
+        <w:rPr>
+          <w:lang w:val="en-US"/>
+        </w:rPr>
+        <w:t xml:space="preserve"> of a Column</w:t>
       </w:r>
       <w:r>
         <w:rPr>
@@ -1234,6 +1420,7 @@
           <w:lang w:val="en-US"/>
         </w:rPr>
       </w:pPr>
+      <w:proofErr w:type="spellStart"/>
       <w:r>
         <w:rPr>
           <w:highlight w:val="yellow"/>
@@ -1263,6 +1450,7 @@
         </w:rPr>
         <w:t>Blank</w:t>
       </w:r>
+      <w:proofErr w:type="spellEnd"/>
       <w:r>
         <w:rPr>
           <w:lang w:val="en-US"/>
@@ -1285,7 +1473,21 @@
         <w:rPr>
           <w:lang w:val="en-US"/>
         </w:rPr>
-        <w:t xml:space="preserve"> DistinctCountNoBlank()</w:t>
+        <w:t xml:space="preserve"> </w:t>
+      </w:r>
+      <w:proofErr w:type="spellStart"/>
+      <w:r>
+        <w:rPr>
+          <w:lang w:val="en-US"/>
+        </w:rPr>
+        <w:t>DistinctCountNoBlank</w:t>
+      </w:r>
+      <w:proofErr w:type="spellEnd"/>
+      <w:r>
+        <w:rPr>
+          <w:lang w:val="en-US"/>
+        </w:rPr>
+        <w:t>()</w:t>
       </w:r>
     </w:p>
     <w:p>
@@ -1302,6 +1504,7 @@
           <w:lang w:val="en-US"/>
         </w:rPr>
       </w:pPr>
+      <w:proofErr w:type="spellStart"/>
       <w:r>
         <w:rPr>
           <w:highlight w:val="yellow"/>
@@ -1309,6 +1512,7 @@
         </w:rPr>
         <w:t>CountRows</w:t>
       </w:r>
+      <w:proofErr w:type="spellEnd"/>
       <w:r>
         <w:rPr>
           <w:lang w:val="en-US"/>
@@ -1319,7 +1523,21 @@
         <w:rPr>
           <w:lang w:val="en-US"/>
         </w:rPr>
-        <w:t>Irrespective od Blank &amp; Non-Blank rows, it goes inside the table and counts every row</w:t>
+        <w:t xml:space="preserve">Irrespective </w:t>
+      </w:r>
+      <w:proofErr w:type="spellStart"/>
+      <w:r>
+        <w:rPr>
+          <w:lang w:val="en-US"/>
+        </w:rPr>
+        <w:t>od</w:t>
+      </w:r>
+      <w:proofErr w:type="spellEnd"/>
+      <w:r>
+        <w:rPr>
+          <w:lang w:val="en-US"/>
+        </w:rPr>
+        <w:t xml:space="preserve"> Blank &amp; Non-Blank rows, it goes inside the table and counts every row</w:t>
       </w:r>
       <w:r>
         <w:rPr>
@@ -1337,7 +1555,21 @@
         <w:rPr>
           <w:lang w:val="en-US"/>
         </w:rPr>
-        <w:t xml:space="preserve"> gives total no.of rows </w:t>
+        <w:t xml:space="preserve"> gives total </w:t>
+      </w:r>
+      <w:proofErr w:type="spellStart"/>
+      <w:r>
+        <w:rPr>
+          <w:lang w:val="en-US"/>
+        </w:rPr>
+        <w:t>no.of</w:t>
+      </w:r>
+      <w:proofErr w:type="spellEnd"/>
+      <w:r>
+        <w:rPr>
+          <w:lang w:val="en-US"/>
+        </w:rPr>
+        <w:t xml:space="preserve"> rows </w:t>
       </w:r>
       <w:r>
         <w:rPr>
@@ -1402,34 +1634,25 @@
           <w:u w:val="single"/>
           <w:lang w:val="en-US"/>
         </w:rPr>
-        <w:t>0</w:t>
-      </w:r>
-      <w:r>
-        <w:rPr>
-          <w:b/>
-          <w:bCs/>
-          <w:u w:val="single"/>
-          <w:lang w:val="en-US"/>
-        </w:rPr>
-        <w:t>3: Row</w:t>
-      </w:r>
-      <w:r>
-        <w:rPr>
-          <w:b/>
-          <w:bCs/>
-          <w:u w:val="single"/>
-          <w:lang w:val="en-US"/>
-        </w:rPr>
-        <w:t xml:space="preserve"> Vs Filter Context</w:t>
-      </w:r>
-      <w:r>
-        <w:rPr>
-          <w:b/>
-          <w:bCs/>
-          <w:u w:val="single"/>
-          <w:lang w:val="en-US"/>
-        </w:rPr>
-        <w:t>:</w:t>
+        <w:t>03</w:t>
+      </w:r>
+      <w:r>
+        <w:rPr>
+          <w:b/>
+          <w:bCs/>
+          <w:u w:val="single"/>
+          <w:lang w:val="en-US"/>
+        </w:rPr>
+        <w:t>: Row</w:t>
+      </w:r>
+      <w:r>
+        <w:rPr>
+          <w:b/>
+          <w:bCs/>
+          <w:u w:val="single"/>
+          <w:lang w:val="en-US"/>
+        </w:rPr>
+        <w:t xml:space="preserve"> Vs Filter Context:</w:t>
       </w:r>
     </w:p>
     <w:p>
@@ -1643,6 +1866,7 @@
           <w14:ligatures w14:val="none"/>
         </w:rPr>
       </w:pPr>
+      <w:proofErr w:type="spellStart"/>
       <w:r>
         <w:rPr>
           <w:rFonts w:ascii="Consolas" w:eastAsia="Times New Roman" w:hAnsi="Consolas" w:cs="Times New Roman"/>
@@ -1653,7 +1877,20 @@
           <w:lang w:eastAsia="en-IN"/>
           <w14:ligatures w14:val="none"/>
         </w:rPr>
-        <w:t>Total_Sales =</w:t>
+        <w:t>Total_Sales</w:t>
+      </w:r>
+      <w:proofErr w:type="spellEnd"/>
+      <w:r>
+        <w:rPr>
+          <w:rFonts w:ascii="Consolas" w:eastAsia="Times New Roman" w:hAnsi="Consolas" w:cs="Times New Roman"/>
+          <w:color w:val="FFFFFF"/>
+          <w:kern w:val="0"/>
+          <w:sz w:val="18"/>
+          <w:szCs w:val="18"/>
+          <w:lang w:eastAsia="en-IN"/>
+          <w14:ligatures w14:val="none"/>
+        </w:rPr>
+        <w:t xml:space="preserve"> =</w:t>
       </w:r>
       <w:r>
         <w:rPr>
@@ -1723,6 +1960,7 @@
         </w:rPr>
         <w:t xml:space="preserve">    </w:t>
       </w:r>
+      <w:proofErr w:type="spellStart"/>
       <w:r>
         <w:rPr>
           <w:rFonts w:ascii="Consolas" w:eastAsia="Times New Roman" w:hAnsi="Consolas" w:cs="Times New Roman"/>
@@ -1735,6 +1973,7 @@
         </w:rPr>
         <w:t>FactSales</w:t>
       </w:r>
+      <w:proofErr w:type="spellEnd"/>
       <w:r>
         <w:rPr>
           <w:rFonts w:ascii="Consolas" w:eastAsia="Times New Roman" w:hAnsi="Consolas" w:cs="Times New Roman"/>
@@ -1747,6 +1986,7 @@
         </w:rPr>
         <w:t xml:space="preserve">, </w:t>
       </w:r>
+      <w:proofErr w:type="spellStart"/>
       <w:r>
         <w:rPr>
           <w:rFonts w:ascii="Consolas" w:eastAsia="Times New Roman" w:hAnsi="Consolas" w:cs="Times New Roman"/>
@@ -1757,7 +1997,46 @@
           <w:lang w:eastAsia="en-IN"/>
           <w14:ligatures w14:val="none"/>
         </w:rPr>
-        <w:t>FactSales[UnitPrice]</w:t>
+        <w:t>FactSales</w:t>
+      </w:r>
+      <w:proofErr w:type="spellEnd"/>
+      <w:r>
+        <w:rPr>
+          <w:rFonts w:ascii="Consolas" w:eastAsia="Times New Roman" w:hAnsi="Consolas" w:cs="Times New Roman"/>
+          <w:color w:val="9CDCFE"/>
+          <w:kern w:val="0"/>
+          <w:sz w:val="18"/>
+          <w:szCs w:val="18"/>
+          <w:lang w:eastAsia="en-IN"/>
+          <w14:ligatures w14:val="none"/>
+        </w:rPr>
+        <w:t>[</w:t>
+      </w:r>
+      <w:proofErr w:type="spellStart"/>
+      <w:r>
+        <w:rPr>
+          <w:rFonts w:ascii="Consolas" w:eastAsia="Times New Roman" w:hAnsi="Consolas" w:cs="Times New Roman"/>
+          <w:color w:val="9CDCFE"/>
+          <w:kern w:val="0"/>
+          <w:sz w:val="18"/>
+          <w:szCs w:val="18"/>
+          <w:lang w:eastAsia="en-IN"/>
+          <w14:ligatures w14:val="none"/>
+        </w:rPr>
+        <w:t>UnitPrice</w:t>
+      </w:r>
+      <w:proofErr w:type="spellEnd"/>
+      <w:r>
+        <w:rPr>
+          <w:rFonts w:ascii="Consolas" w:eastAsia="Times New Roman" w:hAnsi="Consolas" w:cs="Times New Roman"/>
+          <w:color w:val="9CDCFE"/>
+          <w:kern w:val="0"/>
+          <w:sz w:val="18"/>
+          <w:szCs w:val="18"/>
+          <w:lang w:eastAsia="en-IN"/>
+          <w14:ligatures w14:val="none"/>
+        </w:rPr>
+        <w:t>]</w:t>
       </w:r>
       <w:r>
         <w:rPr>
@@ -1771,6 +2050,7 @@
         </w:rPr>
         <w:t xml:space="preserve"> * </w:t>
       </w:r>
+      <w:proofErr w:type="spellStart"/>
       <w:r>
         <w:rPr>
           <w:rFonts w:ascii="Consolas" w:eastAsia="Times New Roman" w:hAnsi="Consolas" w:cs="Times New Roman"/>
@@ -1781,7 +2061,20 @@
           <w:lang w:eastAsia="en-IN"/>
           <w14:ligatures w14:val="none"/>
         </w:rPr>
-        <w:t>FactSales[Quantity]</w:t>
+        <w:t>FactSales</w:t>
+      </w:r>
+      <w:proofErr w:type="spellEnd"/>
+      <w:r>
+        <w:rPr>
+          <w:rFonts w:ascii="Consolas" w:eastAsia="Times New Roman" w:hAnsi="Consolas" w:cs="Times New Roman"/>
+          <w:color w:val="9CDCFE"/>
+          <w:kern w:val="0"/>
+          <w:sz w:val="18"/>
+          <w:szCs w:val="18"/>
+          <w:lang w:eastAsia="en-IN"/>
+          <w14:ligatures w14:val="none"/>
+        </w:rPr>
+        <w:t>[Quantity]</w:t>
       </w:r>
     </w:p>
     <w:p>
@@ -1826,6 +2119,145 @@
           <w:lang w:val="en-US"/>
         </w:rPr>
       </w:pPr>
+    </w:p>
+    <w:p>
+      <w:pPr>
+        <w:pStyle w:val="ListParagraph"/>
+        <w:numPr>
+          <w:ilvl w:val="0"/>
+          <w:numId w:val="4"/>
+        </w:numPr>
+        <w:rPr>
+          <w:b/>
+          <w:bCs/>
+          <w:u w:val="single"/>
+          <w:lang w:val="en-US"/>
+        </w:rPr>
+      </w:pPr>
+      <w:r>
+        <w:rPr>
+          <w:b/>
+          <w:bCs/>
+          <w:highlight w:val="yellow"/>
+          <w:u w:val="single"/>
+          <w:lang w:val="en-US"/>
+        </w:rPr>
+        <w:t>DX-04</w:t>
+      </w:r>
+      <w:r>
+        <w:rPr>
+          <w:b/>
+          <w:bCs/>
+          <w:u w:val="single"/>
+          <w:lang w:val="en-US"/>
+        </w:rPr>
+        <w:t>:</w:t>
+      </w:r>
+      <w:r>
+        <w:rPr>
+          <w:b/>
+          <w:bCs/>
+          <w:u w:val="single"/>
+          <w:lang w:val="en-US"/>
+        </w:rPr>
+        <w:t xml:space="preserve"> CALCULATE Function</w:t>
+      </w:r>
+      <w:r>
+        <w:rPr>
+          <w:b/>
+          <w:bCs/>
+          <w:u w:val="single"/>
+          <w:lang w:val="en-US"/>
+        </w:rPr>
+        <w:t>:</w:t>
+      </w:r>
+    </w:p>
+    <w:p>
+      <w:pPr>
+        <w:pStyle w:val="ListParagraph"/>
+        <w:numPr>
+          <w:ilvl w:val="1"/>
+          <w:numId w:val="4"/>
+        </w:numPr>
+        <w:rPr>
+          <w:b/>
+          <w:bCs/>
+          <w:u w:val="single"/>
+          <w:lang w:val="en-US"/>
+        </w:rPr>
+      </w:pPr>
+      <w:r>
+        <w:rPr>
+          <w:lang w:val="en-US"/>
+        </w:rPr>
+        <w:t xml:space="preserve">CALCULATE </w:t>
+      </w:r>
+      <w:r>
+        <w:rPr>
+          <w:lang w:val="en-US"/>
+        </w:rPr>
+        <w:sym w:font="Wingdings" w:char="F0E0"/>
+      </w:r>
+      <w:r>
+        <w:rPr>
+          <w:lang w:val="en-US"/>
+        </w:rPr>
+        <w:t xml:space="preserve"> means context transition</w:t>
+      </w:r>
+      <w:r>
+        <w:rPr>
+          <w:b/>
+          <w:bCs/>
+          <w:color w:val="E97132" w:themeColor="accent2"/>
+          <w:lang w:val="en-US"/>
+        </w:rPr>
+        <w:t xml:space="preserve"> (Interview Q)</w:t>
+      </w:r>
+    </w:p>
+    <w:p>
+      <w:pPr>
+        <w:pStyle w:val="ListParagraph"/>
+        <w:numPr>
+          <w:ilvl w:val="1"/>
+          <w:numId w:val="4"/>
+        </w:numPr>
+        <w:rPr>
+          <w:b/>
+          <w:bCs/>
+          <w:u w:val="single"/>
+          <w:lang w:val="en-US"/>
+        </w:rPr>
+      </w:pPr>
+      <w:r>
+        <w:rPr>
+          <w:lang w:val="en-US"/>
+        </w:rPr>
+        <w:t xml:space="preserve">Measures that we make also </w:t>
+      </w:r>
+      <w:r>
+        <w:rPr>
+          <w:lang w:val="en-US"/>
+        </w:rPr>
+        <w:t>work</w:t>
+      </w:r>
+      <w:r>
+        <w:rPr>
+          <w:lang w:val="en-US"/>
+        </w:rPr>
+        <w:t xml:space="preserve"> on the principle of </w:t>
+      </w:r>
+      <w:r>
+        <w:rPr>
+          <w:lang w:val="en-US"/>
+        </w:rPr>
+        <w:t>context transition</w:t>
+      </w:r>
+      <w:r>
+        <w:rPr>
+          <w:lang w:val="en-US"/>
+        </w:rPr>
+        <w:t xml:space="preserve"> </w:t>
+      </w:r>
     </w:p>
     <w:p>
       <w:pPr>
@@ -1971,6 +2403,95 @@
     </w:lvl>
   </w:abstractNum>
   <w:abstractNum w:abstractNumId="1" w15:restartNumberingAfterBreak="0">
+    <w:nsid w:val="30352483"/>
+    <w:multiLevelType w:val="hybridMultilevel"/>
+    <w:tmpl w:val="095E9598"/>
+    <w:lvl w:ilvl="0" w:tplc="4009000F">
+      <w:start w:val="4"/>
+      <w:numFmt w:val="decimal"/>
+      <w:lvlText w:val="%1."/>
+      <w:lvlJc w:val="left"/>
+      <w:pPr>
+        <w:ind w:left="720" w:hanging="360"/>
+      </w:pPr>
+      <w:rPr>
+        <w:rFonts w:hint="default"/>
+      </w:rPr>
+    </w:lvl>
+    <w:lvl w:ilvl="1" w:tplc="40090019">
+      <w:start w:val="1"/>
+      <w:numFmt w:val="lowerLetter"/>
+      <w:lvlText w:val="%2."/>
+      <w:lvlJc w:val="left"/>
+      <w:pPr>
+        <w:ind w:left="1440" w:hanging="360"/>
+      </w:pPr>
+    </w:lvl>
+    <w:lvl w:ilvl="2" w:tplc="4009001B" w:tentative="1">
+      <w:start w:val="1"/>
+      <w:numFmt w:val="lowerRoman"/>
+      <w:lvlText w:val="%3."/>
+      <w:lvlJc w:val="right"/>
+      <w:pPr>
+        <w:ind w:left="2160" w:hanging="180"/>
+      </w:pPr>
+    </w:lvl>
+    <w:lvl w:ilvl="3" w:tplc="4009000F" w:tentative="1">
+      <w:start w:val="1"/>
+      <w:numFmt w:val="decimal"/>
+      <w:lvlText w:val="%4."/>
+      <w:lvlJc w:val="left"/>
+      <w:pPr>
+        <w:ind w:left="2880" w:hanging="360"/>
+      </w:pPr>
+    </w:lvl>
+    <w:lvl w:ilvl="4" w:tplc="40090019" w:tentative="1">
+      <w:start w:val="1"/>
+      <w:numFmt w:val="lowerLetter"/>
+      <w:lvlText w:val="%5."/>
+      <w:lvlJc w:val="left"/>
+      <w:pPr>
+        <w:ind w:left="3600" w:hanging="360"/>
+      </w:pPr>
+    </w:lvl>
+    <w:lvl w:ilvl="5" w:tplc="4009001B" w:tentative="1">
+      <w:start w:val="1"/>
+      <w:numFmt w:val="lowerRoman"/>
+      <w:lvlText w:val="%6."/>
+      <w:lvlJc w:val="right"/>
+      <w:pPr>
+        <w:ind w:left="4320" w:hanging="180"/>
+      </w:pPr>
+    </w:lvl>
+    <w:lvl w:ilvl="6" w:tplc="4009000F" w:tentative="1">
+      <w:start w:val="1"/>
+      <w:numFmt w:val="decimal"/>
+      <w:lvlText w:val="%7."/>
+      <w:lvlJc w:val="left"/>
+      <w:pPr>
+        <w:ind w:left="5040" w:hanging="360"/>
+      </w:pPr>
+    </w:lvl>
+    <w:lvl w:ilvl="7" w:tplc="40090019" w:tentative="1">
+      <w:start w:val="1"/>
+      <w:numFmt w:val="lowerLetter"/>
+      <w:lvlText w:val="%8."/>
+      <w:lvlJc w:val="left"/>
+      <w:pPr>
+        <w:ind w:left="5760" w:hanging="360"/>
+      </w:pPr>
+    </w:lvl>
+    <w:lvl w:ilvl="8" w:tplc="4009001B" w:tentative="1">
+      <w:start w:val="1"/>
+      <w:numFmt w:val="lowerRoman"/>
+      <w:lvlText w:val="%9."/>
+      <w:lvlJc w:val="right"/>
+      <w:pPr>
+        <w:ind w:left="6480" w:hanging="180"/>
+      </w:pPr>
+    </w:lvl>
+  </w:abstractNum>
+  <w:abstractNum w:abstractNumId="2" w15:restartNumberingAfterBreak="0">
     <w:nsid w:val="5BDC4E7A"/>
     <w:multiLevelType w:val="hybridMultilevel"/>
     <w:tmpl w:val="22DC9ED0"/>
@@ -2061,7 +2582,7 @@
       </w:pPr>
     </w:lvl>
   </w:abstractNum>
-  <w:abstractNum w:abstractNumId="2" w15:restartNumberingAfterBreak="0">
+  <w:abstractNum w:abstractNumId="3" w15:restartNumberingAfterBreak="0">
     <w:nsid w:val="6AD947CA"/>
     <w:multiLevelType w:val="hybridMultilevel"/>
     <w:tmpl w:val="F440CD02"/>
@@ -2151,13 +2672,16 @@
     </w:lvl>
   </w:abstractNum>
   <w:num w:numId="1" w16cid:durableId="930505557">
-    <w:abstractNumId w:val="2"/>
+    <w:abstractNumId w:val="3"/>
   </w:num>
   <w:num w:numId="2" w16cid:durableId="1289359707">
-    <w:abstractNumId w:val="1"/>
+    <w:abstractNumId w:val="2"/>
   </w:num>
   <w:num w:numId="3" w16cid:durableId="643657030">
     <w:abstractNumId w:val="0"/>
+  </w:num>
+  <w:num w:numId="4" w16cid:durableId="375080837">
+    <w:abstractNumId w:val="1"/>
   </w:num>
 </w:numbering>
 </file>

--- a/Power Bi/DAX/DAX Learnings 101.docx
+++ b/Power Bi/DAX/DAX Learnings 101.docx
@@ -2261,11 +2261,882 @@
     </w:p>
     <w:p>
       <w:pPr>
-        <w:ind w:left="720"/>
-        <w:rPr>
-          <w:b/>
-          <w:bCs/>
-          <w:u w:val="single"/>
+        <w:pStyle w:val="ListParagraph"/>
+        <w:numPr>
+          <w:ilvl w:val="1"/>
+          <w:numId w:val="4"/>
+        </w:numPr>
+        <w:rPr>
+          <w:b/>
+          <w:bCs/>
+          <w:u w:val="single"/>
+          <w:lang w:val="en-US"/>
+        </w:rPr>
+      </w:pPr>
+      <w:r>
+        <w:rPr>
+          <w:lang w:val="en-US"/>
+        </w:rPr>
+        <w:t>We need to find the Max value of each division and paste it in front of them</w:t>
+      </w:r>
+    </w:p>
+    <w:p>
+      <w:pPr>
+        <w:rPr>
+          <w:b/>
+          <w:bCs/>
+          <w:u w:val="single"/>
+          <w:lang w:val="en-US"/>
+        </w:rPr>
+      </w:pPr>
+    </w:p>
+    <w:p>
+      <w:pPr>
+        <w:pStyle w:val="ListParagraph"/>
+        <w:numPr>
+          <w:ilvl w:val="0"/>
+          <w:numId w:val="4"/>
+        </w:numPr>
+        <w:rPr>
+          <w:b/>
+          <w:bCs/>
+          <w:u w:val="single"/>
+          <w:lang w:val="en-US"/>
+        </w:rPr>
+      </w:pPr>
+      <w:r>
+        <w:rPr>
+          <w:b/>
+          <w:bCs/>
+          <w:highlight w:val="yellow"/>
+          <w:u w:val="single"/>
+          <w:lang w:val="en-US"/>
+        </w:rPr>
+        <w:t>DX-04</w:t>
+      </w:r>
+      <w:r>
+        <w:rPr>
+          <w:b/>
+          <w:bCs/>
+          <w:u w:val="single"/>
+          <w:lang w:val="en-US"/>
+        </w:rPr>
+        <w:t>:</w:t>
+      </w:r>
+      <w:r>
+        <w:rPr>
+          <w:b/>
+          <w:bCs/>
+          <w:u w:val="single"/>
+          <w:lang w:val="en-US"/>
+        </w:rPr>
+        <w:t xml:space="preserve"> </w:t>
+      </w:r>
+      <w:r>
+        <w:rPr>
+          <w:b/>
+          <w:bCs/>
+          <w:u w:val="single"/>
+          <w:lang w:val="en-US"/>
+        </w:rPr>
+        <w:t>A</w:t>
+      </w:r>
+      <w:r>
+        <w:rPr>
+          <w:b/>
+          <w:bCs/>
+          <w:u w:val="single"/>
+          <w:lang w:val="en-US"/>
+        </w:rPr>
+        <w:t>LL</w:t>
+      </w:r>
+      <w:r>
+        <w:rPr>
+          <w:b/>
+          <w:bCs/>
+          <w:u w:val="single"/>
+          <w:lang w:val="en-US"/>
+        </w:rPr>
+        <w:t>, A</w:t>
+      </w:r>
+      <w:r>
+        <w:rPr>
+          <w:b/>
+          <w:bCs/>
+          <w:u w:val="single"/>
+          <w:lang w:val="en-US"/>
+        </w:rPr>
+        <w:t>LL Selected vs ALL Except</w:t>
+      </w:r>
+      <w:r>
+        <w:rPr>
+          <w:b/>
+          <w:bCs/>
+          <w:u w:val="single"/>
+          <w:lang w:val="en-US"/>
+        </w:rPr>
+        <w:t xml:space="preserve"> Function</w:t>
+      </w:r>
+      <w:r>
+        <w:rPr>
+          <w:b/>
+          <w:bCs/>
+          <w:u w:val="single"/>
+          <w:lang w:val="en-US"/>
+        </w:rPr>
+        <w:t>:</w:t>
+      </w:r>
+    </w:p>
+    <w:p>
+      <w:pPr>
+        <w:pStyle w:val="ListParagraph"/>
+        <w:numPr>
+          <w:ilvl w:val="1"/>
+          <w:numId w:val="4"/>
+        </w:numPr>
+        <w:rPr>
+          <w:b/>
+          <w:bCs/>
+          <w:u w:val="single"/>
+          <w:lang w:val="en-US"/>
+        </w:rPr>
+      </w:pPr>
+      <w:r>
+        <w:rPr>
+          <w:b/>
+          <w:bCs/>
+          <w:lang w:val="en-US"/>
+        </w:rPr>
+        <w:t>All</w:t>
+      </w:r>
+      <w:r>
+        <w:rPr>
+          <w:lang w:val="en-US"/>
+        </w:rPr>
+        <w:t xml:space="preserve">: </w:t>
+      </w:r>
+      <w:r>
+        <w:rPr>
+          <w:lang w:val="en-US"/>
+        </w:rPr>
+        <w:t>Returns</w:t>
+      </w:r>
+      <w:r>
+        <w:rPr>
+          <w:lang w:val="en-US"/>
+        </w:rPr>
+        <w:t xml:space="preserve"> all the values </w:t>
+      </w:r>
+      <w:r>
+        <w:rPr>
+          <w:lang w:val="en-US"/>
+        </w:rPr>
+        <w:t>in a table or column, ignoring all the filters that might have been applied</w:t>
+      </w:r>
+      <w:r>
+        <w:rPr>
+          <w:lang w:val="en-US"/>
+        </w:rPr>
+        <w:t xml:space="preserve"> </w:t>
+      </w:r>
+    </w:p>
+    <w:p>
+      <w:pPr>
+        <w:pStyle w:val="ListParagraph"/>
+        <w:numPr>
+          <w:ilvl w:val="0"/>
+          <w:numId w:val="4"/>
+        </w:numPr>
+        <w:shd w:val="clear" w:color="auto" w:fill="292929"/>
+        <w:spacing w:after="0" w:line="270" w:lineRule="atLeast"/>
+        <w:rPr>
+          <w:rFonts w:ascii="Consolas" w:eastAsia="Times New Roman" w:hAnsi="Consolas" w:cs="Times New Roman"/>
+          <w:color w:val="D4D4D4"/>
+          <w:kern w:val="0"/>
+          <w:sz w:val="18"/>
+          <w:szCs w:val="18"/>
+          <w:lang w:eastAsia="en-IN"/>
+          <w14:ligatures w14:val="none"/>
+        </w:rPr>
+      </w:pPr>
+      <w:proofErr w:type="spellStart"/>
+      <w:r>
+        <w:rPr>
+          <w:rFonts w:ascii="Consolas" w:eastAsia="Times New Roman" w:hAnsi="Consolas" w:cs="Times New Roman"/>
+          <w:color w:val="FFFFFF"/>
+          <w:kern w:val="0"/>
+          <w:sz w:val="18"/>
+          <w:szCs w:val="18"/>
+          <w:lang w:eastAsia="en-IN"/>
+          <w14:ligatures w14:val="none"/>
+        </w:rPr>
+        <w:t>Total_ALL_Sales</w:t>
+      </w:r>
+      <w:proofErr w:type="spellEnd"/>
+      <w:r>
+        <w:rPr>
+          <w:rFonts w:ascii="Consolas" w:eastAsia="Times New Roman" w:hAnsi="Consolas" w:cs="Times New Roman"/>
+          <w:color w:val="FFFFFF"/>
+          <w:kern w:val="0"/>
+          <w:sz w:val="18"/>
+          <w:szCs w:val="18"/>
+          <w:lang w:eastAsia="en-IN"/>
+          <w14:ligatures w14:val="none"/>
+        </w:rPr>
+        <w:t xml:space="preserve"> =</w:t>
+      </w:r>
+      <w:r>
+        <w:rPr>
+          <w:rFonts w:ascii="Consolas" w:eastAsia="Times New Roman" w:hAnsi="Consolas" w:cs="Times New Roman"/>
+          <w:color w:val="D4D4D4"/>
+          <w:kern w:val="0"/>
+          <w:sz w:val="18"/>
+          <w:szCs w:val="18"/>
+          <w:lang w:eastAsia="en-IN"/>
+          <w14:ligatures w14:val="none"/>
+        </w:rPr>
+        <w:t xml:space="preserve"> </w:t>
+      </w:r>
+      <w:r>
+        <w:rPr>
+          <w:rFonts w:ascii="Consolas" w:eastAsia="Times New Roman" w:hAnsi="Consolas" w:cs="Times New Roman"/>
+          <w:color w:val="569CD6"/>
+          <w:kern w:val="0"/>
+          <w:sz w:val="18"/>
+          <w:szCs w:val="18"/>
+          <w:lang w:eastAsia="en-IN"/>
+          <w14:ligatures w14:val="none"/>
+        </w:rPr>
+        <w:t>CALCULATE</w:t>
+      </w:r>
+      <w:r>
+        <w:rPr>
+          <w:rFonts w:ascii="Consolas" w:eastAsia="Times New Roman" w:hAnsi="Consolas" w:cs="Times New Roman"/>
+          <w:color w:val="D4D4D4"/>
+          <w:kern w:val="0"/>
+          <w:sz w:val="18"/>
+          <w:szCs w:val="18"/>
+          <w:lang w:eastAsia="en-IN"/>
+          <w14:ligatures w14:val="none"/>
+        </w:rPr>
+        <w:t>(</w:t>
+      </w:r>
+      <w:r>
+        <w:rPr>
+          <w:rFonts w:ascii="Consolas" w:eastAsia="Times New Roman" w:hAnsi="Consolas" w:cs="Times New Roman"/>
+          <w:color w:val="C586C0"/>
+          <w:kern w:val="0"/>
+          <w:sz w:val="18"/>
+          <w:szCs w:val="18"/>
+          <w:lang w:eastAsia="en-IN"/>
+          <w14:ligatures w14:val="none"/>
+        </w:rPr>
+        <w:t>[</w:t>
+      </w:r>
+      <w:proofErr w:type="spellStart"/>
+      <w:r>
+        <w:rPr>
+          <w:rFonts w:ascii="Consolas" w:eastAsia="Times New Roman" w:hAnsi="Consolas" w:cs="Times New Roman"/>
+          <w:color w:val="C586C0"/>
+          <w:kern w:val="0"/>
+          <w:sz w:val="18"/>
+          <w:szCs w:val="18"/>
+          <w:lang w:eastAsia="en-IN"/>
+          <w14:ligatures w14:val="none"/>
+        </w:rPr>
+        <w:t>Total_Sales</w:t>
+      </w:r>
+      <w:proofErr w:type="spellEnd"/>
+      <w:r>
+        <w:rPr>
+          <w:rFonts w:ascii="Consolas" w:eastAsia="Times New Roman" w:hAnsi="Consolas" w:cs="Times New Roman"/>
+          <w:color w:val="C586C0"/>
+          <w:kern w:val="0"/>
+          <w:sz w:val="18"/>
+          <w:szCs w:val="18"/>
+          <w:lang w:eastAsia="en-IN"/>
+          <w14:ligatures w14:val="none"/>
+        </w:rPr>
+        <w:t>]</w:t>
+      </w:r>
+      <w:r>
+        <w:rPr>
+          <w:rFonts w:ascii="Consolas" w:eastAsia="Times New Roman" w:hAnsi="Consolas" w:cs="Times New Roman"/>
+          <w:color w:val="D4D4D4"/>
+          <w:kern w:val="0"/>
+          <w:sz w:val="18"/>
+          <w:szCs w:val="18"/>
+          <w:lang w:eastAsia="en-IN"/>
+          <w14:ligatures w14:val="none"/>
+        </w:rPr>
+        <w:t xml:space="preserve">, </w:t>
+      </w:r>
+      <w:r>
+        <w:rPr>
+          <w:rFonts w:ascii="Consolas" w:eastAsia="Times New Roman" w:hAnsi="Consolas" w:cs="Times New Roman"/>
+          <w:color w:val="569CD6"/>
+          <w:kern w:val="0"/>
+          <w:sz w:val="18"/>
+          <w:szCs w:val="18"/>
+          <w:lang w:eastAsia="en-IN"/>
+          <w14:ligatures w14:val="none"/>
+        </w:rPr>
+        <w:t>ALL</w:t>
+      </w:r>
+      <w:r>
+        <w:rPr>
+          <w:rFonts w:ascii="Consolas" w:eastAsia="Times New Roman" w:hAnsi="Consolas" w:cs="Times New Roman"/>
+          <w:color w:val="D4D4D4"/>
+          <w:kern w:val="0"/>
+          <w:sz w:val="18"/>
+          <w:szCs w:val="18"/>
+          <w:lang w:eastAsia="en-IN"/>
+          <w14:ligatures w14:val="none"/>
+        </w:rPr>
+        <w:t>(</w:t>
+      </w:r>
+      <w:r>
+        <w:rPr>
+          <w:rFonts w:ascii="Consolas" w:eastAsia="Times New Roman" w:hAnsi="Consolas" w:cs="Times New Roman"/>
+          <w:color w:val="9CDCFE"/>
+          <w:kern w:val="0"/>
+          <w:sz w:val="18"/>
+          <w:szCs w:val="18"/>
+          <w:lang w:eastAsia="en-IN"/>
+          <w14:ligatures w14:val="none"/>
+        </w:rPr>
+        <w:t>Sales</w:t>
+      </w:r>
+      <w:r>
+        <w:rPr>
+          <w:rFonts w:ascii="Consolas" w:eastAsia="Times New Roman" w:hAnsi="Consolas" w:cs="Times New Roman"/>
+          <w:color w:val="D4D4D4"/>
+          <w:kern w:val="0"/>
+          <w:sz w:val="18"/>
+          <w:szCs w:val="18"/>
+          <w:lang w:eastAsia="en-IN"/>
+          <w14:ligatures w14:val="none"/>
+        </w:rPr>
+        <w:t>))</w:t>
+      </w:r>
+    </w:p>
+    <w:p>
+      <w:pPr>
+        <w:pStyle w:val="ListParagraph"/>
+        <w:ind w:left="2160"/>
+        <w:rPr>
+          <w:b/>
+          <w:bCs/>
+          <w:u w:val="single"/>
+          <w:lang w:val="en-US"/>
+        </w:rPr>
+      </w:pPr>
+    </w:p>
+    <w:p>
+      <w:pPr>
+        <w:pStyle w:val="ListParagraph"/>
+        <w:numPr>
+          <w:ilvl w:val="1"/>
+          <w:numId w:val="4"/>
+        </w:numPr>
+        <w:rPr>
+          <w:u w:val="single"/>
+          <w:lang w:val="en-US"/>
+        </w:rPr>
+      </w:pPr>
+      <w:r>
+        <w:rPr>
+          <w:b/>
+          <w:bCs/>
+          <w:lang w:val="en-US"/>
+        </w:rPr>
+        <w:t xml:space="preserve">ALL Selected: </w:t>
+      </w:r>
+      <w:r>
+        <w:t xml:space="preserve">Returns all rows in a table, or all the values in a </w:t>
+      </w:r>
+      <w:r>
+        <w:t>column</w:t>
+      </w:r>
+      <w:r>
+        <w:t>, ignoring any filters that might have been applied inside the query, but keeping filters that come from outside</w:t>
+      </w:r>
+      <w:r>
+        <w:t>/explicit visual filters</w:t>
+      </w:r>
+      <w:r>
+        <w:t>.</w:t>
+      </w:r>
+    </w:p>
+    <w:p>
+      <w:pPr>
+        <w:pStyle w:val="ListParagraph"/>
+        <w:numPr>
+          <w:ilvl w:val="0"/>
+          <w:numId w:val="4"/>
+        </w:numPr>
+        <w:shd w:val="clear" w:color="auto" w:fill="292929"/>
+        <w:spacing w:after="0" w:line="270" w:lineRule="atLeast"/>
+        <w:rPr>
+          <w:rFonts w:ascii="Consolas" w:eastAsia="Times New Roman" w:hAnsi="Consolas" w:cs="Times New Roman"/>
+          <w:color w:val="D4D4D4"/>
+          <w:kern w:val="0"/>
+          <w:sz w:val="18"/>
+          <w:szCs w:val="18"/>
+          <w:lang w:eastAsia="en-IN"/>
+          <w14:ligatures w14:val="none"/>
+        </w:rPr>
+      </w:pPr>
+      <w:proofErr w:type="spellStart"/>
+      <w:r>
+        <w:rPr>
+          <w:rFonts w:ascii="Consolas" w:eastAsia="Times New Roman" w:hAnsi="Consolas" w:cs="Times New Roman"/>
+          <w:color w:val="FFFFFF"/>
+          <w:kern w:val="0"/>
+          <w:sz w:val="18"/>
+          <w:szCs w:val="18"/>
+          <w:lang w:eastAsia="en-IN"/>
+          <w14:ligatures w14:val="none"/>
+        </w:rPr>
+        <w:t>ALL_Selected</w:t>
+      </w:r>
+      <w:proofErr w:type="spellEnd"/>
+      <w:r>
+        <w:rPr>
+          <w:rFonts w:ascii="Consolas" w:eastAsia="Times New Roman" w:hAnsi="Consolas" w:cs="Times New Roman"/>
+          <w:color w:val="FFFFFF"/>
+          <w:kern w:val="0"/>
+          <w:sz w:val="18"/>
+          <w:szCs w:val="18"/>
+          <w:lang w:eastAsia="en-IN"/>
+          <w14:ligatures w14:val="none"/>
+        </w:rPr>
+        <w:t xml:space="preserve"> =</w:t>
+      </w:r>
+      <w:r>
+        <w:rPr>
+          <w:rFonts w:ascii="Consolas" w:eastAsia="Times New Roman" w:hAnsi="Consolas" w:cs="Times New Roman"/>
+          <w:color w:val="D4D4D4"/>
+          <w:kern w:val="0"/>
+          <w:sz w:val="18"/>
+          <w:szCs w:val="18"/>
+          <w:lang w:eastAsia="en-IN"/>
+          <w14:ligatures w14:val="none"/>
+        </w:rPr>
+        <w:t xml:space="preserve"> </w:t>
+      </w:r>
+      <w:r>
+        <w:rPr>
+          <w:rFonts w:ascii="Consolas" w:eastAsia="Times New Roman" w:hAnsi="Consolas" w:cs="Times New Roman"/>
+          <w:color w:val="569CD6"/>
+          <w:kern w:val="0"/>
+          <w:sz w:val="18"/>
+          <w:szCs w:val="18"/>
+          <w:lang w:eastAsia="en-IN"/>
+          <w14:ligatures w14:val="none"/>
+        </w:rPr>
+        <w:t>CALCULATE</w:t>
+      </w:r>
+      <w:r>
+        <w:rPr>
+          <w:rFonts w:ascii="Consolas" w:eastAsia="Times New Roman" w:hAnsi="Consolas" w:cs="Times New Roman"/>
+          <w:color w:val="D4D4D4"/>
+          <w:kern w:val="0"/>
+          <w:sz w:val="18"/>
+          <w:szCs w:val="18"/>
+          <w:lang w:eastAsia="en-IN"/>
+          <w14:ligatures w14:val="none"/>
+        </w:rPr>
+        <w:t>(</w:t>
+      </w:r>
+      <w:r>
+        <w:rPr>
+          <w:rFonts w:ascii="Consolas" w:eastAsia="Times New Roman" w:hAnsi="Consolas" w:cs="Times New Roman"/>
+          <w:color w:val="C586C0"/>
+          <w:kern w:val="0"/>
+          <w:sz w:val="18"/>
+          <w:szCs w:val="18"/>
+          <w:lang w:eastAsia="en-IN"/>
+          <w14:ligatures w14:val="none"/>
+        </w:rPr>
+        <w:t>[</w:t>
+      </w:r>
+      <w:proofErr w:type="spellStart"/>
+      <w:r>
+        <w:rPr>
+          <w:rFonts w:ascii="Consolas" w:eastAsia="Times New Roman" w:hAnsi="Consolas" w:cs="Times New Roman"/>
+          <w:color w:val="C586C0"/>
+          <w:kern w:val="0"/>
+          <w:sz w:val="18"/>
+          <w:szCs w:val="18"/>
+          <w:lang w:eastAsia="en-IN"/>
+          <w14:ligatures w14:val="none"/>
+        </w:rPr>
+        <w:t>Total_Sales</w:t>
+      </w:r>
+      <w:proofErr w:type="spellEnd"/>
+      <w:r>
+        <w:rPr>
+          <w:rFonts w:ascii="Consolas" w:eastAsia="Times New Roman" w:hAnsi="Consolas" w:cs="Times New Roman"/>
+          <w:color w:val="C586C0"/>
+          <w:kern w:val="0"/>
+          <w:sz w:val="18"/>
+          <w:szCs w:val="18"/>
+          <w:lang w:eastAsia="en-IN"/>
+          <w14:ligatures w14:val="none"/>
+        </w:rPr>
+        <w:t>]</w:t>
+      </w:r>
+      <w:r>
+        <w:rPr>
+          <w:rFonts w:ascii="Consolas" w:eastAsia="Times New Roman" w:hAnsi="Consolas" w:cs="Times New Roman"/>
+          <w:color w:val="D4D4D4"/>
+          <w:kern w:val="0"/>
+          <w:sz w:val="18"/>
+          <w:szCs w:val="18"/>
+          <w:lang w:eastAsia="en-IN"/>
+          <w14:ligatures w14:val="none"/>
+        </w:rPr>
+        <w:t xml:space="preserve">, </w:t>
+      </w:r>
+      <w:r>
+        <w:rPr>
+          <w:rFonts w:ascii="Consolas" w:eastAsia="Times New Roman" w:hAnsi="Consolas" w:cs="Times New Roman"/>
+          <w:color w:val="569CD6"/>
+          <w:kern w:val="0"/>
+          <w:sz w:val="18"/>
+          <w:szCs w:val="18"/>
+          <w:lang w:eastAsia="en-IN"/>
+          <w14:ligatures w14:val="none"/>
+        </w:rPr>
+        <w:t>ALLSELECTED</w:t>
+      </w:r>
+      <w:r>
+        <w:rPr>
+          <w:rFonts w:ascii="Consolas" w:eastAsia="Times New Roman" w:hAnsi="Consolas" w:cs="Times New Roman"/>
+          <w:color w:val="D4D4D4"/>
+          <w:kern w:val="0"/>
+          <w:sz w:val="18"/>
+          <w:szCs w:val="18"/>
+          <w:lang w:eastAsia="en-IN"/>
+          <w14:ligatures w14:val="none"/>
+        </w:rPr>
+        <w:t>(</w:t>
+      </w:r>
+      <w:r>
+        <w:rPr>
+          <w:rFonts w:ascii="Consolas" w:eastAsia="Times New Roman" w:hAnsi="Consolas" w:cs="Times New Roman"/>
+          <w:color w:val="9CDCFE"/>
+          <w:kern w:val="0"/>
+          <w:sz w:val="18"/>
+          <w:szCs w:val="18"/>
+          <w:lang w:eastAsia="en-IN"/>
+          <w14:ligatures w14:val="none"/>
+        </w:rPr>
+        <w:t>Sales</w:t>
+      </w:r>
+      <w:r>
+        <w:rPr>
+          <w:rFonts w:ascii="Consolas" w:eastAsia="Times New Roman" w:hAnsi="Consolas" w:cs="Times New Roman"/>
+          <w:color w:val="D4D4D4"/>
+          <w:kern w:val="0"/>
+          <w:sz w:val="18"/>
+          <w:szCs w:val="18"/>
+          <w:lang w:eastAsia="en-IN"/>
+          <w14:ligatures w14:val="none"/>
+        </w:rPr>
+        <w:t>))</w:t>
+      </w:r>
+    </w:p>
+    <w:p>
+      <w:pPr>
+        <w:rPr>
+          <w:lang w:val="en-US"/>
+        </w:rPr>
+      </w:pPr>
+    </w:p>
+    <w:p>
+      <w:pPr>
+        <w:pStyle w:val="ListParagraph"/>
+        <w:numPr>
+          <w:ilvl w:val="1"/>
+          <w:numId w:val="4"/>
+        </w:numPr>
+        <w:rPr>
+          <w:u w:val="single"/>
+          <w:lang w:val="en-US"/>
+        </w:rPr>
+      </w:pPr>
+      <w:r>
+        <w:rPr>
+          <w:b/>
+          <w:bCs/>
+          <w:lang w:val="en-US"/>
+        </w:rPr>
+        <w:t xml:space="preserve">ALL </w:t>
+      </w:r>
+      <w:r>
+        <w:rPr>
+          <w:b/>
+          <w:bCs/>
+          <w:lang w:val="en-US"/>
+        </w:rPr>
+        <w:t>Except</w:t>
+      </w:r>
+      <w:r>
+        <w:rPr>
+          <w:b/>
+          <w:bCs/>
+          <w:lang w:val="en-US"/>
+        </w:rPr>
+        <w:t>:</w:t>
+      </w:r>
+      <w:r>
+        <w:t xml:space="preserve"> </w:t>
+      </w:r>
+      <w:r>
+        <w:t xml:space="preserve">Removes all context filters in the table except filters that have been applied to the </w:t>
+      </w:r>
+      <w:r>
+        <w:rPr>
+          <w:highlight w:val="yellow"/>
+        </w:rPr>
+        <w:t>specified</w:t>
+      </w:r>
+      <w:r>
+        <w:t xml:space="preserve"> </w:t>
+      </w:r>
+      <w:r>
+        <w:rPr>
+          <w:highlight w:val="yellow"/>
+        </w:rPr>
+        <w:t>columns</w:t>
+      </w:r>
+      <w:r>
+        <w:t>.</w:t>
+      </w:r>
+    </w:p>
+    <w:p>
+      <w:pPr>
+        <w:pStyle w:val="ListParagraph"/>
+        <w:numPr>
+          <w:ilvl w:val="0"/>
+          <w:numId w:val="4"/>
+        </w:numPr>
+        <w:shd w:val="clear" w:color="auto" w:fill="292929"/>
+        <w:spacing w:after="0" w:line="270" w:lineRule="atLeast"/>
+        <w:rPr>
+          <w:rFonts w:ascii="Consolas" w:eastAsia="Times New Roman" w:hAnsi="Consolas" w:cs="Times New Roman"/>
+          <w:color w:val="D4D4D4"/>
+          <w:kern w:val="0"/>
+          <w:sz w:val="18"/>
+          <w:szCs w:val="18"/>
+          <w:lang w:eastAsia="en-IN"/>
+          <w14:ligatures w14:val="none"/>
+        </w:rPr>
+      </w:pPr>
+      <w:r>
+        <w:rPr>
+          <w:rFonts w:ascii="Consolas" w:eastAsia="Times New Roman" w:hAnsi="Consolas" w:cs="Times New Roman"/>
+          <w:color w:val="FFFFFF"/>
+          <w:kern w:val="0"/>
+          <w:sz w:val="18"/>
+          <w:szCs w:val="18"/>
+          <w:lang w:eastAsia="en-IN"/>
+          <w14:ligatures w14:val="none"/>
+        </w:rPr>
+        <w:t>ALL Except =</w:t>
+      </w:r>
+      <w:r>
+        <w:rPr>
+          <w:rFonts w:ascii="Consolas" w:eastAsia="Times New Roman" w:hAnsi="Consolas" w:cs="Times New Roman"/>
+          <w:color w:val="D4D4D4"/>
+          <w:kern w:val="0"/>
+          <w:sz w:val="18"/>
+          <w:szCs w:val="18"/>
+          <w:lang w:eastAsia="en-IN"/>
+          <w14:ligatures w14:val="none"/>
+        </w:rPr>
+        <w:t xml:space="preserve"> </w:t>
+      </w:r>
+      <w:r>
+        <w:rPr>
+          <w:rFonts w:ascii="Consolas" w:eastAsia="Times New Roman" w:hAnsi="Consolas" w:cs="Times New Roman"/>
+          <w:color w:val="569CD6"/>
+          <w:kern w:val="0"/>
+          <w:sz w:val="18"/>
+          <w:szCs w:val="18"/>
+          <w:lang w:eastAsia="en-IN"/>
+          <w14:ligatures w14:val="none"/>
+        </w:rPr>
+        <w:t>CALCULATE</w:t>
+      </w:r>
+      <w:r>
+        <w:rPr>
+          <w:rFonts w:ascii="Consolas" w:eastAsia="Times New Roman" w:hAnsi="Consolas" w:cs="Times New Roman"/>
+          <w:color w:val="D4D4D4"/>
+          <w:kern w:val="0"/>
+          <w:sz w:val="18"/>
+          <w:szCs w:val="18"/>
+          <w:lang w:eastAsia="en-IN"/>
+          <w14:ligatures w14:val="none"/>
+        </w:rPr>
+        <w:t>(</w:t>
+      </w:r>
+      <w:r>
+        <w:rPr>
+          <w:rFonts w:ascii="Consolas" w:eastAsia="Times New Roman" w:hAnsi="Consolas" w:cs="Times New Roman"/>
+          <w:color w:val="C586C0"/>
+          <w:kern w:val="0"/>
+          <w:sz w:val="18"/>
+          <w:szCs w:val="18"/>
+          <w:lang w:eastAsia="en-IN"/>
+          <w14:ligatures w14:val="none"/>
+        </w:rPr>
+        <w:t>[</w:t>
+      </w:r>
+      <w:proofErr w:type="spellStart"/>
+      <w:r>
+        <w:rPr>
+          <w:rFonts w:ascii="Consolas" w:eastAsia="Times New Roman" w:hAnsi="Consolas" w:cs="Times New Roman"/>
+          <w:color w:val="C586C0"/>
+          <w:kern w:val="0"/>
+          <w:sz w:val="18"/>
+          <w:szCs w:val="18"/>
+          <w:lang w:eastAsia="en-IN"/>
+          <w14:ligatures w14:val="none"/>
+        </w:rPr>
+        <w:t>Total_Sales</w:t>
+      </w:r>
+      <w:proofErr w:type="spellEnd"/>
+      <w:r>
+        <w:rPr>
+          <w:rFonts w:ascii="Consolas" w:eastAsia="Times New Roman" w:hAnsi="Consolas" w:cs="Times New Roman"/>
+          <w:color w:val="C586C0"/>
+          <w:kern w:val="0"/>
+          <w:sz w:val="18"/>
+          <w:szCs w:val="18"/>
+          <w:lang w:eastAsia="en-IN"/>
+          <w14:ligatures w14:val="none"/>
+        </w:rPr>
+        <w:t>]</w:t>
+      </w:r>
+      <w:r>
+        <w:rPr>
+          <w:rFonts w:ascii="Consolas" w:eastAsia="Times New Roman" w:hAnsi="Consolas" w:cs="Times New Roman"/>
+          <w:color w:val="D4D4D4"/>
+          <w:kern w:val="0"/>
+          <w:sz w:val="18"/>
+          <w:szCs w:val="18"/>
+          <w:lang w:eastAsia="en-IN"/>
+          <w14:ligatures w14:val="none"/>
+        </w:rPr>
+        <w:t xml:space="preserve">, </w:t>
+      </w:r>
+      <w:r>
+        <w:rPr>
+          <w:rFonts w:ascii="Consolas" w:eastAsia="Times New Roman" w:hAnsi="Consolas" w:cs="Times New Roman"/>
+          <w:color w:val="569CD6"/>
+          <w:kern w:val="0"/>
+          <w:sz w:val="18"/>
+          <w:szCs w:val="18"/>
+          <w:lang w:eastAsia="en-IN"/>
+          <w14:ligatures w14:val="none"/>
+        </w:rPr>
+        <w:t>ALLEXCEPT</w:t>
+      </w:r>
+      <w:r>
+        <w:rPr>
+          <w:rFonts w:ascii="Consolas" w:eastAsia="Times New Roman" w:hAnsi="Consolas" w:cs="Times New Roman"/>
+          <w:color w:val="D4D4D4"/>
+          <w:kern w:val="0"/>
+          <w:sz w:val="18"/>
+          <w:szCs w:val="18"/>
+          <w:lang w:eastAsia="en-IN"/>
+          <w14:ligatures w14:val="none"/>
+        </w:rPr>
+        <w:t>(</w:t>
+      </w:r>
+      <w:r>
+        <w:rPr>
+          <w:rFonts w:ascii="Consolas" w:eastAsia="Times New Roman" w:hAnsi="Consolas" w:cs="Times New Roman"/>
+          <w:color w:val="9CDCFE"/>
+          <w:kern w:val="0"/>
+          <w:sz w:val="18"/>
+          <w:szCs w:val="18"/>
+          <w:lang w:eastAsia="en-IN"/>
+          <w14:ligatures w14:val="none"/>
+        </w:rPr>
+        <w:t>Sales</w:t>
+      </w:r>
+      <w:r>
+        <w:rPr>
+          <w:rFonts w:ascii="Consolas" w:eastAsia="Times New Roman" w:hAnsi="Consolas" w:cs="Times New Roman"/>
+          <w:color w:val="D4D4D4"/>
+          <w:kern w:val="0"/>
+          <w:sz w:val="18"/>
+          <w:szCs w:val="18"/>
+          <w:lang w:eastAsia="en-IN"/>
+          <w14:ligatures w14:val="none"/>
+        </w:rPr>
+        <w:t xml:space="preserve">, </w:t>
+      </w:r>
+      <w:r>
+        <w:rPr>
+          <w:rFonts w:ascii="Consolas" w:eastAsia="Times New Roman" w:hAnsi="Consolas" w:cs="Times New Roman"/>
+          <w:color w:val="9CDCFE"/>
+          <w:kern w:val="0"/>
+          <w:sz w:val="18"/>
+          <w:szCs w:val="18"/>
+          <w:lang w:eastAsia="en-IN"/>
+          <w14:ligatures w14:val="none"/>
+        </w:rPr>
+        <w:t>Sales[DEPARTMENT]</w:t>
+      </w:r>
+      <w:r>
+        <w:rPr>
+          <w:rFonts w:ascii="Consolas" w:eastAsia="Times New Roman" w:hAnsi="Consolas" w:cs="Times New Roman"/>
+          <w:color w:val="D4D4D4"/>
+          <w:kern w:val="0"/>
+          <w:sz w:val="18"/>
+          <w:szCs w:val="18"/>
+          <w:lang w:eastAsia="en-IN"/>
+          <w14:ligatures w14:val="none"/>
+        </w:rPr>
+        <w:t>))</w:t>
+      </w:r>
+    </w:p>
+    <w:p>
+      <w:pPr>
+        <w:pStyle w:val="ListParagraph"/>
+        <w:ind w:left="1440"/>
+        <w:rPr>
+          <w:b/>
+          <w:bCs/>
+          <w:lang w:val="en-US"/>
+        </w:rPr>
+      </w:pPr>
+      <w:r>
+        <w:rPr>
+          <w:u w:val="single"/>
+          <w:lang w:val="en-US"/>
+        </w:rPr>
+        <w:t xml:space="preserve">Here ALLEXCEPT </w:t>
+      </w:r>
+      <w:r>
+        <w:rPr>
+          <w:b/>
+          <w:bCs/>
+          <w:lang w:val="en-US"/>
+        </w:rPr>
+        <w:t>: will only show values of the selected brands it does not filters out any other values except Department column</w:t>
+      </w:r>
+    </w:p>
+    <w:p>
+      <w:pPr>
+        <w:rPr>
+          <w:b/>
+          <w:bCs/>
           <w:lang w:val="en-US"/>
         </w:rPr>
       </w:pPr>
@@ -2427,7 +3298,7 @@
         <w:ind w:left="1440" w:hanging="360"/>
       </w:pPr>
     </w:lvl>
-    <w:lvl w:ilvl="2" w:tplc="4009001B" w:tentative="1">
+    <w:lvl w:ilvl="2" w:tplc="4009001B">
       <w:start w:val="1"/>
       <w:numFmt w:val="lowerRoman"/>
       <w:lvlText w:val="%3."/>
@@ -3289,7 +4160,6 @@
   <w:style w:type="character" w:default="1" w:styleId="DefaultParagraphFont">
     <w:name w:val="Default Paragraph Font"/>
     <w:uiPriority w:val="1"/>
-    <w:semiHidden/>
     <w:unhideWhenUsed/>
   </w:style>
   <w:style w:type="table" w:default="1" w:styleId="TableNormal">
